--- a/docs/downloads/john-nelson-darby/تم/doc_0319.docx
+++ b/docs/downloads/john-nelson-darby/تم/doc_0319.docx
@@ -1,7 +1,7 @@
 
 <file path=word/document.xml><?xml version="1.0" encoding="utf-8"?>
 <w:document xmlns:wpc="http://schemas.microsoft.com/office/word/2010/wordprocessingCanvas" xmlns:cx="http://schemas.microsoft.com/office/drawing/2014/chartex" xmlns:cx1="http://schemas.microsoft.com/office/drawing/2015/9/8/chartex" xmlns:cx2="http://schemas.microsoft.com/office/drawing/2015/10/21/chartex" xmlns:cx3="http://schemas.microsoft.com/office/drawing/2016/5/9/chartex" xmlns:cx4="http://schemas.microsoft.com/office/drawing/2016/5/10/chartex" xmlns:cx5="http://schemas.microsoft.com/office/drawing/2016/5/11/chartex" xmlns:cx6="http://schemas.microsoft.com/office/drawing/2016/5/12/chartex" xmlns:cx7="http://schemas.microsoft.com/office/drawing/2016/5/13/chartex" xmlns:cx8="http://schemas.microsoft.com/office/drawing/2016/5/14/chartex" xmlns:mc="http://schemas.openxmlformats.org/markup-compatibility/2006" xmlns:aink="http://schemas.microsoft.com/office/drawing/2016/ink" xmlns:am3d="http://schemas.microsoft.com/office/drawing/2017/model3d" xmlns:o="urn:schemas-microsoft-com:office:office" xmlns:r="http://schemas.openxmlformats.org/officeDocument/2006/relationships" xmlns:m="http://schemas.openxmlformats.org/officeDocument/2006/math" xmlns:v="urn:schemas-microsoft-com:vml" xmlns:wp14="http://schemas.microsoft.com/office/word/2010/wordprocessingDrawing" xmlns:wp="http://schemas.openxmlformats.org/drawingml/2006/wordprocessingDrawing" xmlns:w10="urn:schemas-microsoft-com:office:word" xmlns:w="http://schemas.openxmlformats.org/wordprocessingml/2006/main" xmlns:w14="http://schemas.microsoft.com/office/word/2010/wordml" xmlns:w15="http://schemas.microsoft.com/office/word/2012/wordml" xmlns:w16cex="http://schemas.microsoft.com/office/word/2018/wordml/cex" xmlns:w16cid="http://schemas.microsoft.com/office/word/2016/wordml/cid" xmlns:w16="http://schemas.microsoft.com/office/word/2018/wordml" xmlns:w16se="http://schemas.microsoft.com/office/word/2015/wordml/symex" xmlns:wpg="http://schemas.microsoft.com/office/word/2010/wordprocessingGroup" xmlns:wpi="http://schemas.microsoft.com/office/word/2010/wordprocessingInk" xmlns:wne="http://schemas.microsoft.com/office/word/2006/wordml" xmlns:wps="http://schemas.microsoft.com/office/word/2010/wordprocessingShape" mc:Ignorable="w14 w15 w16se w16cid w16 w16cex wp14">
-  <w:background w:color="A7EFEC"/>
+  <w:background w:color="DEEAF6" w:themeColor="accent5" w:themeTint="33"/>
   <w:body>
     <w:p>
       <w:pPr>
@@ -13,7 +13,7 @@
           <w:sz w:val="56"/>
           <w:szCs w:val="56"/>
           <w:rtl/>
-          <w:lang w:val="en-US" w:bidi="ar-EG"/>
+          <w:lang w:bidi="ar-EG"/>
         </w:rPr>
       </w:pPr>
       <w:r>
@@ -23,7 +23,7 @@
           <w:sz w:val="56"/>
           <w:szCs w:val="56"/>
           <w:rtl/>
-          <w:lang w:val="en-US" w:bidi="ar-EG"/>
+          <w:lang w:bidi="ar-EG"/>
         </w:rPr>
         <w:fldChar w:fldCharType="begin"/>
       </w:r>
@@ -34,7 +34,7 @@
           <w:sz w:val="56"/>
           <w:szCs w:val="56"/>
           <w:rtl/>
-          <w:lang w:val="en-US" w:bidi="ar-EG"/>
+          <w:lang w:bidi="ar-EG"/>
         </w:rPr>
         <w:instrText xml:space="preserve"> </w:instrText>
       </w:r>
@@ -44,7 +44,7 @@
           <w:bCs/>
           <w:sz w:val="56"/>
           <w:szCs w:val="56"/>
-          <w:lang w:val="en-US" w:bidi="ar-EG"/>
+          <w:lang w:bidi="ar-EG"/>
         </w:rPr>
         <w:instrText>HYPERLINK</w:instrText>
       </w:r>
@@ -55,7 +55,7 @@
           <w:sz w:val="56"/>
           <w:szCs w:val="56"/>
           <w:rtl/>
-          <w:lang w:val="en-US" w:bidi="ar-EG"/>
+          <w:lang w:bidi="ar-EG"/>
         </w:rPr>
         <w:instrText xml:space="preserve"> "</w:instrText>
       </w:r>
@@ -65,9 +65,9 @@
           <w:bCs/>
           <w:sz w:val="56"/>
           <w:szCs w:val="56"/>
-          <w:lang w:val="en-US" w:bidi="ar-EG"/>
-        </w:rPr>
-        <w:instrText>https://www.bibelstudium.de/articles/916/das-gebet-im-verborgenen.html</w:instrText>
+          <w:lang w:bidi="ar-EG"/>
+        </w:rPr>
+        <w:instrText>https://www.soundwords.de/das-verlorene-schaf-a475.html</w:instrText>
       </w:r>
       <w:r>
         <w:rPr>
@@ -76,7 +76,7 @@
           <w:sz w:val="56"/>
           <w:szCs w:val="56"/>
           <w:rtl/>
-          <w:lang w:val="en-US" w:bidi="ar-EG"/>
+          <w:lang w:bidi="ar-EG"/>
         </w:rPr>
         <w:instrText xml:space="preserve">" </w:instrText>
       </w:r>
@@ -87,7 +87,7 @@
           <w:sz w:val="56"/>
           <w:szCs w:val="56"/>
           <w:rtl/>
-          <w:lang w:val="en-US" w:bidi="ar-EG"/>
+          <w:lang w:bidi="ar-EG"/>
         </w:rPr>
         <w:fldChar w:fldCharType="separate"/>
       </w:r>
@@ -100,9 +100,9 @@
           <w:sz w:val="56"/>
           <w:szCs w:val="56"/>
           <w:rtl/>
-          <w:lang w:val="en-US" w:bidi="ar-EG"/>
-        </w:rPr>
-        <w:t>الصلاة في الخفاء</w:t>
+          <w:lang w:bidi="ar-EG"/>
+        </w:rPr>
+        <w:t>الخروف الضال</w:t>
       </w:r>
       <w:r>
         <w:rPr>
@@ -111,7 +111,7 @@
           <w:sz w:val="56"/>
           <w:szCs w:val="56"/>
           <w:rtl/>
-          <w:lang w:val="en-US" w:bidi="ar-EG"/>
+          <w:lang w:bidi="ar-EG"/>
         </w:rPr>
         <w:fldChar w:fldCharType="end"/>
       </w:r>
@@ -119,170 +119,51 @@
     <w:p>
       <w:pPr>
         <w:bidi/>
-        <w:jc w:val="right"/>
+        <w:jc w:val="both"/>
         <w:rPr>
           <w:b/>
           <w:bCs/>
-          <w:sz w:val="36"/>
-          <w:szCs w:val="36"/>
-          <w:rtl/>
-          <w:lang w:val="en-US" w:bidi="ar-EG"/>
-        </w:rPr>
-      </w:pPr>
-      <w:r>
-        <w:rPr>
+          <w:sz w:val="44"/>
+          <w:szCs w:val="44"/>
+          <w:u w:val="single"/>
+          <w:rtl/>
+          <w:lang w:bidi="ar-EG"/>
+        </w:rPr>
+      </w:pPr>
+      <w:r>
+        <w:rPr>
+          <w:rFonts w:hint="cs"/>
           <w:b/>
           <w:bCs/>
-          <w:sz w:val="36"/>
-          <w:szCs w:val="36"/>
-          <w:lang w:val="en-US" w:bidi="ar-EG"/>
-        </w:rPr>
-        <w:t>John Nelson Darby</w:t>
-      </w:r>
-    </w:p>
-    <w:p>
-      <w:pPr>
-        <w:bidi/>
-        <w:jc w:val="both"/>
-        <w:rPr>
-          <w:b/>
-          <w:bCs/>
-          <w:color w:val="FF0000"/>
-          <w:sz w:val="48"/>
-          <w:szCs w:val="48"/>
-          <w:rtl/>
-          <w:lang w:val="en-US" w:bidi="ar-EG"/>
-        </w:rPr>
-      </w:pPr>
-      <w:r>
-        <w:rPr>
-          <w:rFonts w:hint="cs"/>
-          <w:b/>
-          <w:bCs/>
-          <w:color w:val="FF0000"/>
-          <w:sz w:val="48"/>
-          <w:szCs w:val="48"/>
-          <w:rtl/>
-          <w:lang w:val="en-US" w:bidi="ar-EG"/>
-        </w:rPr>
-        <w:t>متى 6: 6</w:t>
-      </w:r>
-    </w:p>
-    <w:p>
-      <w:pPr>
-        <w:bidi/>
-        <w:jc w:val="both"/>
-        <w:rPr>
-          <w:rFonts w:hint="cs"/>
-          <w:sz w:val="56"/>
-          <w:szCs w:val="56"/>
-          <w:rtl/>
-          <w:lang w:val="en-US" w:bidi="ar-EG"/>
-        </w:rPr>
-      </w:pPr>
-      <w:r>
-        <w:rPr>
-          <w:rFonts w:hint="cs"/>
-          <w:sz w:val="56"/>
-          <w:szCs w:val="56"/>
-          <w:rtl/>
-          <w:lang w:val="en-US" w:bidi="ar-EG"/>
-        </w:rPr>
-        <w:t>إن الحاجة هي الدخول إلى المخدع وإغلاق الباب خلفنا لكي نصلي في الخفاء.</w:t>
-      </w:r>
-    </w:p>
-    <w:p>
-      <w:pPr>
-        <w:bidi/>
-        <w:jc w:val="both"/>
-        <w:rPr>
-          <w:sz w:val="56"/>
-          <w:szCs w:val="56"/>
-          <w:rtl/>
-          <w:lang w:val="en-US" w:bidi="ar-EG"/>
-        </w:rPr>
-      </w:pPr>
-      <w:r>
-        <w:rPr>
-          <w:rFonts w:hint="cs"/>
-          <w:sz w:val="56"/>
-          <w:szCs w:val="56"/>
-          <w:rtl/>
-          <w:lang w:val="en-US" w:bidi="ar-EG"/>
-        </w:rPr>
-        <w:t xml:space="preserve">هنا يكمن مصدر قوة الحياة الروحية. وعلى الرغم من ذلك نعتذر أننا لا نجد وقتًا لهذا. لكن إن كنا لا نجد وقتًا للرب في المخدع، فليس من اختصاصه أن نجد وقتًا للخدمة العلنية أو لا نجد. ولكن أليس هو كذلك بأننا نكاد نجد وقتًا لكل شيء، ولكن ليس للدخول إلى مخدعنا وإغلاق الباب خلفنا، لنكون وحدنا مع الله؟ إننا نجد وقتًا لنتكلم مع إخوتنا، وفي ذلك تمر الدقائق </w:t>
-      </w:r>
-      <w:r>
-        <w:rPr>
-          <w:rFonts w:hint="cs"/>
-          <w:sz w:val="56"/>
-          <w:szCs w:val="56"/>
-          <w:rtl/>
-          <w:lang w:val="en-US" w:bidi="ar-EG"/>
-        </w:rPr>
-        <w:t>ل</w:t>
-      </w:r>
-      <w:r>
-        <w:rPr>
-          <w:rFonts w:hint="cs"/>
-          <w:sz w:val="56"/>
-          <w:szCs w:val="56"/>
-          <w:rtl/>
-          <w:lang w:val="en-US" w:bidi="ar-EG"/>
-        </w:rPr>
-        <w:t xml:space="preserve">تصبح ساعات، وهذا لا يشكل أي عبء علينا. لكن إن شعرنا بأنه يجب أن نختلي لفترة ما في مخدعنا، لنكون وحدنا مع الله، فستقف في طريقنا شتى أنواع الصعوبات. ربوات من الأعداء </w:t>
-      </w:r>
-      <w:r>
-        <w:rPr>
-          <w:rFonts w:hint="cs"/>
-          <w:sz w:val="56"/>
-          <w:szCs w:val="56"/>
-          <w:rtl/>
-          <w:lang w:val="en-US" w:bidi="ar-EG"/>
-        </w:rPr>
-        <w:t>س</w:t>
-      </w:r>
-      <w:r>
-        <w:rPr>
-          <w:rFonts w:hint="cs"/>
-          <w:sz w:val="56"/>
-          <w:szCs w:val="56"/>
-          <w:rtl/>
-          <w:lang w:val="en-US" w:bidi="ar-EG"/>
-        </w:rPr>
-        <w:t xml:space="preserve">تتحرك لتبقينا بعيدين عن المكان المقدس المدعو </w:t>
-      </w:r>
-      <w:proofErr w:type="gramStart"/>
-      <w:r>
-        <w:rPr>
-          <w:rFonts w:hint="cs"/>
-          <w:sz w:val="56"/>
-          <w:szCs w:val="56"/>
-          <w:rtl/>
-          <w:lang w:val="en-US" w:bidi="ar-EG"/>
-        </w:rPr>
-        <w:t>بـ"</w:t>
-      </w:r>
-      <w:proofErr w:type="gramEnd"/>
-      <w:r>
-        <w:rPr>
-          <w:rFonts w:hint="cs"/>
-          <w:sz w:val="56"/>
-          <w:szCs w:val="56"/>
-          <w:rtl/>
-          <w:lang w:val="en-US" w:bidi="ar-EG"/>
-        </w:rPr>
-        <w:t>مخدعك".</w:t>
-      </w:r>
-      <w:r>
-        <w:rPr>
-          <w:rFonts w:hint="cs"/>
-          <w:sz w:val="56"/>
-          <w:szCs w:val="56"/>
-          <w:rtl/>
-          <w:lang w:val="en-US" w:bidi="ar-EG"/>
-        </w:rPr>
-        <w:t xml:space="preserve"> ويبدو أن إبليس لا يهمه كيف يشغلنا، إن فقط أعاقنا عن أن نطلب وجه أبينا. المجرب الكبير يعلم جيدًا، بأنه </w:t>
+          <w:sz w:val="44"/>
+          <w:szCs w:val="44"/>
+          <w:u w:val="single"/>
+          <w:rtl/>
+          <w:lang w:bidi="ar-EG"/>
+        </w:rPr>
+        <w:t>حادثة صارت في حياة يوحنا داربي</w:t>
+      </w:r>
+    </w:p>
+    <w:p>
+      <w:pPr>
+        <w:bidi/>
+        <w:jc w:val="both"/>
+        <w:rPr>
+          <w:sz w:val="56"/>
+          <w:szCs w:val="56"/>
+          <w:rtl/>
+          <w:lang w:bidi="ar-EG"/>
+        </w:rPr>
+      </w:pPr>
+      <w:r>
+        <w:rPr>
+          <w:rFonts w:hint="cs"/>
+          <w:sz w:val="56"/>
+          <w:szCs w:val="56"/>
+          <w:rtl/>
+          <w:lang w:bidi="ar-EG"/>
+        </w:rPr>
+        <w:t xml:space="preserve">من الصعب ترتيب الخبر التالي عن يوحنا داربي. إنها قضية كان عنوانها "حادثة حدثت في أيام يوحنا داربي المبكرة". حيث الأمر هنا يدور حول كيري وليس </w:t>
       </w:r>
       <w:proofErr w:type="spellStart"/>
       <w:r>
@@ -291,9 +172,9 @@
           <w:sz w:val="56"/>
           <w:szCs w:val="56"/>
           <w:rtl/>
-          <w:lang w:val="en-US" w:bidi="ar-EG"/>
-        </w:rPr>
-        <w:t>يستحوذنا</w:t>
+          <w:lang w:bidi="ar-EG"/>
+        </w:rPr>
+        <w:t>كالاري</w:t>
       </w:r>
       <w:proofErr w:type="spellEnd"/>
       <w:r>
@@ -302,250 +183,352 @@
           <w:sz w:val="56"/>
           <w:szCs w:val="56"/>
           <w:rtl/>
-          <w:lang w:val="en-US" w:bidi="ar-EG"/>
-        </w:rPr>
-        <w:t xml:space="preserve"> في سلطته إن نجح في منع عشرتنا مع الله، إننا نجد لكل شيء وقتًا، وإنما ليس أن نسرق أنفسنا لنصارع في الصلاة مع الله. من الممكن أننا نجد </w:t>
-      </w:r>
-      <w:r>
-        <w:rPr>
-          <w:rFonts w:hint="cs"/>
-          <w:sz w:val="56"/>
-          <w:szCs w:val="56"/>
-          <w:rtl/>
-          <w:lang w:val="en-US" w:bidi="ar-EG"/>
+          <w:lang w:bidi="ar-EG"/>
+        </w:rPr>
+        <w:t>، حيث</w:t>
+      </w:r>
+      <w:r>
+        <w:rPr>
+          <w:rFonts w:hint="cs"/>
+          <w:sz w:val="56"/>
+          <w:szCs w:val="56"/>
+          <w:rtl/>
+          <w:lang w:bidi="ar-EG"/>
+        </w:rPr>
+        <w:t>ما</w:t>
+      </w:r>
+      <w:r>
+        <w:rPr>
+          <w:rFonts w:hint="cs"/>
+          <w:sz w:val="56"/>
+          <w:szCs w:val="56"/>
+          <w:rtl/>
+          <w:lang w:bidi="ar-EG"/>
+        </w:rPr>
+        <w:t xml:space="preserve"> كما يبدو حدثت الحادثة في نحو زمن وجود داربي هناك. من جانب آخر يبدو أن ما يقوله للشاب عن شخصه، أشار إلى ذلك، إذ أنه قدّم نفسه له ككاهن. إن الانطباع "الروحي" العام لهذه الحادثة يوحي إلى الزمن من بعد</w:t>
+      </w:r>
+      <w:r>
+        <w:rPr>
+          <w:rFonts w:hint="cs"/>
+          <w:sz w:val="56"/>
+          <w:szCs w:val="56"/>
+          <w:rtl/>
+          <w:lang w:bidi="ar-EG"/>
+        </w:rPr>
+        <w:t>ما</w:t>
+      </w:r>
+      <w:r>
+        <w:rPr>
+          <w:rFonts w:hint="cs"/>
+          <w:sz w:val="56"/>
+          <w:szCs w:val="56"/>
+          <w:rtl/>
+          <w:lang w:bidi="ar-EG"/>
+        </w:rPr>
+        <w:t xml:space="preserve"> أن اختبر داربي خلاصه وحصل على يقين خلاصه.</w:t>
+      </w:r>
+    </w:p>
+    <w:p>
+      <w:pPr>
+        <w:bidi/>
+        <w:jc w:val="both"/>
+        <w:rPr>
+          <w:sz w:val="56"/>
+          <w:szCs w:val="56"/>
+          <w:rtl/>
+          <w:lang w:bidi="ar-EG"/>
+        </w:rPr>
+      </w:pPr>
+      <w:r>
+        <w:rPr>
+          <w:rFonts w:hint="cs"/>
+          <w:sz w:val="56"/>
+          <w:szCs w:val="56"/>
+          <w:rtl/>
+          <w:lang w:bidi="ar-EG"/>
+        </w:rPr>
+        <w:t>على نحو نهاية أحد أيام شهر شباط الباردة قوطع داربي عن عمله بقرع على بابه. رجل فقير كان قد أتى إليه، ولم يكن قد سبق له ورآه. هو قدّم نفسه واعتذر على مجيئه في مثل هذه الساعة المتأخرة، لكنه كان لديه ابن مريض، وكان خائفًا لأنه كان في فراش الموت. داربي نهض وتبعه مهتمًا بطلبه، إن كان باستطاعته أن يقوم بزيارته. داربي يكتب:</w:t>
+      </w:r>
+    </w:p>
+    <w:p>
+      <w:pPr>
+        <w:bidi/>
+        <w:jc w:val="both"/>
+        <w:rPr>
+          <w:sz w:val="56"/>
+          <w:szCs w:val="56"/>
+          <w:rtl/>
+          <w:lang w:bidi="ar-EG"/>
+        </w:rPr>
+      </w:pPr>
+      <w:r>
+        <w:rPr>
+          <w:rFonts w:hint="cs"/>
+          <w:sz w:val="56"/>
+          <w:szCs w:val="56"/>
+          <w:rtl/>
+          <w:lang w:bidi="ar-EG"/>
+        </w:rPr>
+        <w:t xml:space="preserve">من بعد مضي ساعة من السير المضني (لأن الطرقات كانت تقودنا إلى بعض المطارح مجتازين تلالاً حادة وفي مطارح أخرى مستنقعات عميقة تكاد تكون غير سالكة) دخلت كوخًا صغيرًا. نظرت من حولي وأول ما </w:t>
+      </w:r>
+      <w:r>
+        <w:rPr>
+          <w:rFonts w:hint="cs"/>
+          <w:sz w:val="56"/>
+          <w:szCs w:val="56"/>
+          <w:rtl/>
+          <w:lang w:bidi="ar-EG"/>
         </w:rPr>
         <w:lastRenderedPageBreak/>
-        <w:t>وقتًا للكرازة بالإنجيل ولخدمة القديسين، إلا أن نفوسنا ناشفة وخالية من العصارة جراء افتقادها للصلاة في الخفاء وعشرتها مع الله!</w:t>
-      </w:r>
-    </w:p>
-    <w:p>
-      <w:pPr>
-        <w:bidi/>
-        <w:jc w:val="both"/>
-        <w:rPr>
-          <w:sz w:val="56"/>
-          <w:szCs w:val="56"/>
-          <w:rtl/>
-          <w:lang w:val="en-US" w:bidi="ar-EG"/>
-        </w:rPr>
-      </w:pPr>
-      <w:r>
-        <w:rPr>
-          <w:rFonts w:hint="cs"/>
-          <w:sz w:val="56"/>
-          <w:szCs w:val="56"/>
-          <w:rtl/>
-          <w:lang w:val="en-US" w:bidi="ar-EG"/>
-        </w:rPr>
-        <w:t xml:space="preserve">يا للمكر القادرة عليه هذه الطبيعة الآدمية! إن دخلنا مخدعنا وأغلقنا الباب خلفنا، </w:t>
-      </w:r>
-      <w:r>
-        <w:rPr>
-          <w:rFonts w:hint="cs"/>
-          <w:sz w:val="56"/>
-          <w:szCs w:val="56"/>
-          <w:rtl/>
-          <w:lang w:val="en-US" w:bidi="ar-EG"/>
-        </w:rPr>
-        <w:t xml:space="preserve">حيث </w:t>
-      </w:r>
-      <w:r>
-        <w:rPr>
-          <w:rFonts w:hint="cs"/>
-          <w:sz w:val="56"/>
-          <w:szCs w:val="56"/>
-          <w:rtl/>
-          <w:lang w:val="en-US" w:bidi="ar-EG"/>
-        </w:rPr>
-        <w:t xml:space="preserve">لا يرانا أو يسمعنا أحد غير الله وحده، أليس هذا هو المكان الذي فيه نترك انطباعًا على الآخرين، لا </w:t>
-      </w:r>
-      <w:r>
-        <w:rPr>
-          <w:rFonts w:hint="cs"/>
-          <w:sz w:val="56"/>
-          <w:szCs w:val="56"/>
-          <w:rtl/>
-          <w:lang w:val="en-US" w:bidi="ar-EG"/>
-        </w:rPr>
-        <w:t>يستطيع</w:t>
-      </w:r>
-      <w:r>
-        <w:rPr>
-          <w:rFonts w:hint="cs"/>
-          <w:sz w:val="56"/>
-          <w:szCs w:val="56"/>
-          <w:rtl/>
-          <w:lang w:val="en-US" w:bidi="ar-EG"/>
-        </w:rPr>
-        <w:t xml:space="preserve"> أحد </w:t>
-      </w:r>
-      <w:r>
-        <w:rPr>
-          <w:rFonts w:hint="cs"/>
-          <w:sz w:val="56"/>
-          <w:szCs w:val="56"/>
-          <w:rtl/>
-          <w:lang w:val="en-US" w:bidi="ar-EG"/>
-        </w:rPr>
-        <w:t>الدخول</w:t>
-      </w:r>
-      <w:r>
-        <w:rPr>
-          <w:rFonts w:hint="cs"/>
-          <w:sz w:val="56"/>
-          <w:szCs w:val="56"/>
-          <w:rtl/>
-          <w:lang w:val="en-US" w:bidi="ar-EG"/>
-        </w:rPr>
-        <w:t xml:space="preserve"> لينظر غيرتنا للرب. هناك ليس إلا الله وحده، ونحن نعلم جيدًا بأننا لا يحق لنا أن نجرؤ بأن نجعله يعتقد أننا لسنا ما نحن نكونه فعلاً. إننا نشعر بأنه يرانا وينظر في أعماقنا ويعرف قلوبنا بالتمام. إن كان مختفيًا فينا أي شر، فإننا نشعر بشكل لا إرادي كيف يفحصنا الله؛ لأنه لا يمكن أن يصمد الشر أمامه. يا له من مكان يُفحَص فيه القلب، بأن نكون وحدنا في محضر الله! ولهذا لا عجب، أن الكثيرين يقدمون أعذارهم إن لم يقضوا هناك </w:t>
-      </w:r>
-      <w:r>
-        <w:rPr>
-          <w:rFonts w:hint="cs"/>
-          <w:sz w:val="56"/>
-          <w:szCs w:val="56"/>
-          <w:rtl/>
-          <w:lang w:val="en-US" w:bidi="ar-EG"/>
-        </w:rPr>
-        <w:t>الكثير من الوقت</w:t>
-      </w:r>
-      <w:r>
-        <w:rPr>
-          <w:rFonts w:hint="cs"/>
-          <w:sz w:val="56"/>
-          <w:szCs w:val="56"/>
-          <w:rtl/>
-          <w:lang w:val="en-US" w:bidi="ar-EG"/>
-        </w:rPr>
-        <w:t>.</w:t>
-      </w:r>
-      <w:r>
-        <w:rPr>
-          <w:rFonts w:hint="cs"/>
-          <w:sz w:val="56"/>
-          <w:szCs w:val="56"/>
-          <w:rtl/>
-          <w:lang w:val="en-US" w:bidi="ar-EG"/>
-        </w:rPr>
-        <w:t xml:space="preserve"> لكن أحبائي، هذا العوز للوقت للصلاة في الخفاء في المخدع هو السبب في أننا لا نرى الكثير من قوة الحياة ويكون للجسد اليد السائدة. إن هذا ينبغي أن يتغير. أفلا نريد أن نصلي من أجل تغيير جذري في عادات شعب الله؟ هذه الصلاة لا يمكن لأحد أن ينوبنا فيها؛ كما ولا يوجد أي شخص آخر يفعل ذلك من أجلنا، من دون أن يتفاخر جسدنا، بأن شخصًا آخر قد فعل هذا بدلاً عنا بتناوله </w:t>
-      </w:r>
-      <w:r>
-        <w:rPr>
-          <w:rFonts w:hint="cs"/>
-          <w:sz w:val="56"/>
-          <w:szCs w:val="56"/>
-          <w:rtl/>
-          <w:lang w:val="en-US" w:bidi="ar-EG"/>
-        </w:rPr>
-        <w:t>القوت</w:t>
-      </w:r>
-      <w:r>
-        <w:rPr>
-          <w:rFonts w:hint="cs"/>
-          <w:sz w:val="56"/>
-          <w:szCs w:val="56"/>
-          <w:rtl/>
-          <w:lang w:val="en-US" w:bidi="ar-EG"/>
-        </w:rPr>
-        <w:t xml:space="preserve"> لنفسه. كل فرد فينا ينبغي أن يصارع في المخدع؛ </w:t>
-      </w:r>
-      <w:r>
-        <w:rPr>
-          <w:rFonts w:hint="cs"/>
-          <w:sz w:val="56"/>
-          <w:szCs w:val="56"/>
-          <w:rtl/>
-          <w:lang w:val="en-US" w:bidi="ar-EG"/>
+        <w:t>رأيته أنه لم يكن في المكان أية علامة لأناس يسكنونه، ما عدا امرأة عجوز جالسة منحنية فوق جمر موقد مشتعل بالنار. فنهضت عند دخولي وقدمت لي بلطفها الإيرلندي الطبيعي الكرسي المنخفض أو بالحري كرسي القش ال</w:t>
+      </w:r>
+      <w:r>
+        <w:rPr>
+          <w:rFonts w:hint="cs"/>
+          <w:sz w:val="56"/>
+          <w:szCs w:val="56"/>
+          <w:rtl/>
+          <w:lang w:bidi="ar-EG"/>
+        </w:rPr>
+        <w:t>ذ</w:t>
+      </w:r>
+      <w:r>
+        <w:rPr>
+          <w:rFonts w:hint="cs"/>
+          <w:sz w:val="56"/>
+          <w:szCs w:val="56"/>
+          <w:rtl/>
+          <w:lang w:bidi="ar-EG"/>
+        </w:rPr>
+        <w:t>ي كان</w:t>
+      </w:r>
+      <w:r>
+        <w:rPr>
+          <w:rFonts w:hint="cs"/>
+          <w:sz w:val="56"/>
+          <w:szCs w:val="56"/>
+          <w:rtl/>
+          <w:lang w:bidi="ar-EG"/>
+        </w:rPr>
+        <w:t xml:space="preserve">ت </w:t>
+      </w:r>
+      <w:r>
+        <w:rPr>
+          <w:rFonts w:hint="cs"/>
+          <w:sz w:val="56"/>
+          <w:szCs w:val="56"/>
+          <w:rtl/>
+          <w:lang w:bidi="ar-EG"/>
+        </w:rPr>
+        <w:t>تجلس عليه.</w:t>
+      </w:r>
+    </w:p>
+    <w:p>
+      <w:pPr>
+        <w:bidi/>
+        <w:jc w:val="both"/>
+        <w:rPr>
+          <w:sz w:val="56"/>
+          <w:szCs w:val="56"/>
+          <w:rtl/>
+          <w:lang w:bidi="ar-EG"/>
+        </w:rPr>
+      </w:pPr>
+      <w:r>
+        <w:rPr>
+          <w:rFonts w:hint="cs"/>
+          <w:sz w:val="56"/>
+          <w:szCs w:val="56"/>
+          <w:rtl/>
+          <w:lang w:bidi="ar-EG"/>
+        </w:rPr>
+        <w:t>شكرتها وانتقلت إلى غاية زيارتي، حينما لاحظت في ركن الكوخ كومة من القش مضطجع عليها العاني المتألم. وكان هناك شيء كالغطاء الرقيق ويبدو أنه قطعة من ملابسه، كان مفروشًا فوقه، غير أني لم أقدر أن أرى في هذا الكوخ الهزيل لا سرير ولا أغطية للسرير.</w:t>
+      </w:r>
+    </w:p>
+    <w:p>
+      <w:pPr>
+        <w:bidi/>
+        <w:jc w:val="both"/>
+        <w:rPr>
+          <w:sz w:val="56"/>
+          <w:szCs w:val="56"/>
+          <w:rtl/>
+          <w:lang w:bidi="ar-EG"/>
+        </w:rPr>
+      </w:pPr>
+      <w:r>
+        <w:rPr>
+          <w:rFonts w:hint="cs"/>
+          <w:sz w:val="56"/>
+          <w:szCs w:val="56"/>
+          <w:rtl/>
+          <w:lang w:bidi="ar-EG"/>
+        </w:rPr>
+        <w:t>اقتربت ورأيت شابًا بعمر السابعة عشر أو الثامنة عشر تقريبًا في حالة واضحة من الأوجاع الشديدة والهُزال وكما خشيت</w:t>
+      </w:r>
+      <w:r>
+        <w:rPr>
+          <w:rFonts w:hint="cs"/>
+          <w:sz w:val="56"/>
+          <w:szCs w:val="56"/>
+          <w:rtl/>
+          <w:lang w:bidi="ar-EG"/>
+        </w:rPr>
+        <w:t xml:space="preserve"> كان</w:t>
+      </w:r>
+      <w:r>
+        <w:rPr>
+          <w:rFonts w:hint="cs"/>
+          <w:sz w:val="56"/>
+          <w:szCs w:val="56"/>
+          <w:rtl/>
+          <w:lang w:bidi="ar-EG"/>
+        </w:rPr>
+        <w:t xml:space="preserve"> </w:t>
+      </w:r>
+      <w:r>
+        <w:rPr>
+          <w:rFonts w:hint="cs"/>
+          <w:sz w:val="56"/>
+          <w:szCs w:val="56"/>
+          <w:rtl/>
+          <w:lang w:bidi="ar-EG"/>
+        </w:rPr>
+        <w:t>عند</w:t>
+      </w:r>
+      <w:r>
+        <w:rPr>
+          <w:rFonts w:hint="cs"/>
+          <w:sz w:val="56"/>
+          <w:szCs w:val="56"/>
+          <w:rtl/>
+          <w:lang w:bidi="ar-EG"/>
+        </w:rPr>
+        <w:t xml:space="preserve"> أنفاسه الأخيرة. عيناه كانت مغمضة، لكنه فتحها حينما دنوت منه أكثر وحملق بي مندهشًا دهشة موحشة كحيوان مفزوع.</w:t>
+      </w:r>
+    </w:p>
+    <w:p>
+      <w:pPr>
+        <w:bidi/>
+        <w:jc w:val="both"/>
+        <w:rPr>
+          <w:sz w:val="56"/>
+          <w:szCs w:val="56"/>
+          <w:rtl/>
+          <w:lang w:bidi="ar-EG"/>
+        </w:rPr>
+      </w:pPr>
+      <w:r>
+        <w:rPr>
+          <w:rFonts w:hint="cs"/>
+          <w:sz w:val="56"/>
+          <w:szCs w:val="56"/>
+          <w:rtl/>
+          <w:lang w:bidi="ar-EG"/>
+        </w:rPr>
+        <w:t>كل</w:t>
+      </w:r>
+      <w:r>
+        <w:rPr>
+          <w:rFonts w:hint="cs"/>
+          <w:sz w:val="56"/>
+          <w:szCs w:val="56"/>
+          <w:rtl/>
+          <w:lang w:bidi="ar-EG"/>
+        </w:rPr>
+        <w:t>ّ</w:t>
+      </w:r>
+      <w:r>
+        <w:rPr>
+          <w:rFonts w:hint="cs"/>
+          <w:sz w:val="56"/>
+          <w:szCs w:val="56"/>
+          <w:rtl/>
+          <w:lang w:bidi="ar-EG"/>
+        </w:rPr>
+        <w:t>مته بهدوء قدر استطاعتي، مَن أكون ولأجل ماذا أتيت ووجهت له بعض الأسئلة في غاية البساطة بخصوص رجائه في الخلاص. هو لم يُجب، فقد بدا له في غاية الغرابة</w:t>
+      </w:r>
+      <w:r>
+        <w:rPr>
+          <w:rFonts w:hint="cs"/>
+          <w:sz w:val="56"/>
+          <w:szCs w:val="56"/>
+          <w:rtl/>
+          <w:lang w:bidi="ar-EG"/>
+        </w:rPr>
+        <w:t xml:space="preserve"> </w:t>
+      </w:r>
+      <w:r>
+        <w:rPr>
+          <w:rFonts w:hint="cs"/>
+          <w:sz w:val="56"/>
+          <w:szCs w:val="56"/>
+          <w:rtl/>
+          <w:lang w:bidi="ar-EG"/>
+        </w:rPr>
+        <w:t>ما الذي كنت أقصده.</w:t>
+      </w:r>
+    </w:p>
+    <w:p>
+      <w:pPr>
+        <w:bidi/>
+        <w:jc w:val="both"/>
+        <w:rPr>
+          <w:sz w:val="56"/>
+          <w:szCs w:val="56"/>
+          <w:rtl/>
+          <w:lang w:bidi="ar-EG"/>
+        </w:rPr>
+      </w:pPr>
+      <w:r>
+        <w:rPr>
+          <w:rFonts w:hint="cs"/>
+          <w:sz w:val="56"/>
+          <w:szCs w:val="56"/>
+          <w:rtl/>
+          <w:lang w:bidi="ar-EG"/>
+        </w:rPr>
+        <w:t xml:space="preserve">حينما واصلت سؤالي له وكلمته بكل لطف ومحبة، نظر إليّ، ومن الكلمات القليلة التي عبّرها علمت بأنه كان قد سمع شيئًا عن الله وعن </w:t>
+      </w:r>
+      <w:r>
+        <w:rPr>
+          <w:rFonts w:hint="cs"/>
+          <w:sz w:val="56"/>
+          <w:szCs w:val="56"/>
+          <w:rtl/>
+          <w:lang w:bidi="ar-EG"/>
         </w:rPr>
         <w:lastRenderedPageBreak/>
-        <w:t>فاجتماع الصلاة غير كاف</w:t>
-      </w:r>
-      <w:r>
-        <w:rPr>
-          <w:rFonts w:hint="cs"/>
-          <w:sz w:val="56"/>
-          <w:szCs w:val="56"/>
-          <w:rtl/>
-          <w:lang w:val="en-US" w:bidi="ar-EG"/>
-        </w:rPr>
-        <w:t>ٍ</w:t>
-      </w:r>
-      <w:r>
-        <w:rPr>
-          <w:rFonts w:hint="cs"/>
-          <w:sz w:val="56"/>
-          <w:szCs w:val="56"/>
-          <w:rtl/>
-          <w:lang w:val="en-US" w:bidi="ar-EG"/>
-        </w:rPr>
-        <w:t xml:space="preserve"> لهذا الأمر، ومن المؤكد أنه امتياز مبارك. </w:t>
-      </w:r>
-      <w:r>
-        <w:rPr>
-          <w:rFonts w:hint="cs"/>
-          <w:sz w:val="56"/>
-          <w:szCs w:val="56"/>
-          <w:rtl/>
-          <w:lang w:val="en-US" w:bidi="ar-EG"/>
-        </w:rPr>
-        <w:t xml:space="preserve">كم من أناس تخلوا تدريجيًا عن الصلاة في الخفاء، إلى أن انقطعت شركتهم مع الله نهائيًا، كما لو لم يعد لديهم أي إله. </w:t>
-      </w:r>
-      <w:r>
-        <w:rPr>
-          <w:rFonts w:hint="cs"/>
-          <w:sz w:val="56"/>
-          <w:szCs w:val="56"/>
-          <w:rtl/>
-          <w:lang w:val="en-US" w:bidi="ar-EG"/>
-        </w:rPr>
-        <w:t>إن</w:t>
-      </w:r>
-      <w:r>
-        <w:rPr>
-          <w:rFonts w:hint="cs"/>
-          <w:sz w:val="56"/>
-          <w:szCs w:val="56"/>
-          <w:rtl/>
-          <w:lang w:val="en-US" w:bidi="ar-EG"/>
-        </w:rPr>
-        <w:t>ه</w:t>
-      </w:r>
-      <w:r>
-        <w:rPr>
-          <w:rFonts w:hint="cs"/>
-          <w:sz w:val="56"/>
-          <w:szCs w:val="56"/>
-          <w:rtl/>
-          <w:lang w:val="en-US" w:bidi="ar-EG"/>
-        </w:rPr>
-        <w:t xml:space="preserve"> ليس مجرد كلام؛ فكل مَن يجول</w:t>
-      </w:r>
-      <w:r>
-        <w:rPr>
-          <w:rFonts w:hint="cs"/>
-          <w:sz w:val="56"/>
-          <w:szCs w:val="56"/>
-          <w:rtl/>
-          <w:lang w:val="en-US" w:bidi="ar-EG"/>
-        </w:rPr>
-        <w:t xml:space="preserve"> قليلاً</w:t>
-      </w:r>
-      <w:r>
-        <w:rPr>
-          <w:rFonts w:hint="cs"/>
-          <w:sz w:val="56"/>
-          <w:szCs w:val="56"/>
-          <w:rtl/>
-          <w:lang w:val="en-US" w:bidi="ar-EG"/>
-        </w:rPr>
-        <w:t xml:space="preserve"> بين القديسين سيعرف هذا اختباريًا. إننا نؤمن بأن الله له مُصلّين </w:t>
-      </w:r>
-      <w:r>
-        <w:rPr>
-          <w:sz w:val="56"/>
-          <w:szCs w:val="56"/>
-          <w:rtl/>
-          <w:lang w:val="en-US" w:bidi="ar-EG"/>
+        <w:t>الدينونة العتيدة، لكنه لم يتعلّم القراءة أبدًا. الكتاب المقدس كان بالنسبة له كتاب مختوم بسبع ختوم وبالتالي لم يكن يعلم أي شيء عن طريق الخلاص، كما هو مُعلن عنه لنا في الإنجيل. إن معرفته في هذا الموضوع كان حقًا كصفحة بيضاء لم يُكتب فيها أي شيء.</w:t>
+      </w:r>
+    </w:p>
+    <w:p>
+      <w:pPr>
+        <w:bidi/>
+        <w:jc w:val="both"/>
+        <w:rPr>
+          <w:sz w:val="56"/>
+          <w:szCs w:val="56"/>
+          <w:rtl/>
+          <w:lang w:bidi="ar-EG"/>
+        </w:rPr>
+      </w:pPr>
+      <w:r>
+        <w:rPr>
+          <w:rFonts w:hint="cs"/>
+          <w:sz w:val="56"/>
+          <w:szCs w:val="56"/>
+          <w:rtl/>
+          <w:lang w:bidi="ar-EG"/>
+        </w:rPr>
+        <w:t xml:space="preserve">وقد انتابتني خيبة أمل ودخلت في حيرة. لقد كان أمامي هنا كائن مثلي، إما ينبغي أن تخلص نفسه الخالدة </w:t>
+      </w:r>
+      <w:r>
+        <w:rPr>
+          <w:sz w:val="56"/>
+          <w:szCs w:val="56"/>
+          <w:rtl/>
+          <w:lang w:bidi="ar-EG"/>
         </w:rPr>
         <w:t>–</w:t>
       </w:r>
@@ -555,95 +538,16 @@
           <w:sz w:val="56"/>
           <w:szCs w:val="56"/>
           <w:rtl/>
-          <w:lang w:val="en-US" w:bidi="ar-EG"/>
-        </w:rPr>
-        <w:t xml:space="preserve"> نعم، ونحن نفرح بأن نعلم بذلك. هو لم يكن أبدًا غير أمين، الصارخين إليه ليل نهار، وإن حتى كانوا فقط بقية. إلا أن تيار هذه الأيام الأخيرة المنحدرة بشكل رهيب إلى الأسفل يجرف معه الكثير، نعم وحتى الكثير من شعب الله؛ وعدو النفوس الكبير لم يلجأ لأي خديعة مميتة لبيع القديسين، أكثر من حرمانهم من دعم عرش النعمة. عندما تصبح الصلاة مملة في المخدع، </w:t>
-      </w:r>
-      <w:r>
-        <w:rPr>
-          <w:rFonts w:hint="cs"/>
-          <w:sz w:val="56"/>
-          <w:szCs w:val="56"/>
-          <w:rtl/>
-          <w:lang w:val="en-US" w:bidi="ar-EG"/>
-        </w:rPr>
-        <w:t>ف</w:t>
-      </w:r>
-      <w:r>
-        <w:rPr>
-          <w:rFonts w:hint="cs"/>
-          <w:sz w:val="56"/>
-          <w:szCs w:val="56"/>
-          <w:rtl/>
-          <w:lang w:val="en-US" w:bidi="ar-EG"/>
-        </w:rPr>
-        <w:t xml:space="preserve">عندها يكون </w:t>
-      </w:r>
-      <w:r>
-        <w:rPr>
-          <w:sz w:val="56"/>
-          <w:szCs w:val="56"/>
-          <w:rtl/>
-          <w:lang w:val="en-US" w:bidi="ar-EG"/>
-        </w:rPr>
-        <w:t>كُلُّ الرَّأْسِ مَرِيضٌ، وَكُلُّ الْقَلْبِ سَقِيمٌ</w:t>
-      </w:r>
-      <w:r>
-        <w:rPr>
-          <w:rFonts w:hint="cs"/>
-          <w:sz w:val="56"/>
-          <w:szCs w:val="56"/>
-          <w:rtl/>
-          <w:lang w:val="en-US" w:bidi="ar-EG"/>
-        </w:rPr>
-        <w:t xml:space="preserve"> (أشعياء 1: 5). إن العوز للصلاة في الخفاء يكشف</w:t>
-      </w:r>
-      <w:r>
-        <w:rPr>
-          <w:rFonts w:hint="cs"/>
-          <w:sz w:val="56"/>
-          <w:szCs w:val="56"/>
-          <w:rtl/>
-          <w:lang w:val="en-US" w:bidi="ar-EG"/>
-        </w:rPr>
-        <w:t xml:space="preserve"> </w:t>
-      </w:r>
-      <w:r>
-        <w:rPr>
-          <w:rFonts w:hint="cs"/>
-          <w:sz w:val="56"/>
-          <w:szCs w:val="56"/>
-          <w:rtl/>
-          <w:lang w:val="en-US" w:bidi="ar-EG"/>
-        </w:rPr>
-        <w:t>بحق</w:t>
-      </w:r>
-      <w:r>
-        <w:rPr>
-          <w:rFonts w:hint="cs"/>
-          <w:sz w:val="56"/>
-          <w:szCs w:val="56"/>
-          <w:rtl/>
-          <w:lang w:val="en-US" w:bidi="ar-EG"/>
-        </w:rPr>
-        <w:t xml:space="preserve"> عن رغبة ضئيلة للقوت السماوي. كل مَن يصبح له المخدع أمرًا غريبًا سيصبح غنيمة سهلة للتجربة؛ ففي كل فرصة إبليس </w:t>
-      </w:r>
-      <w:r>
-        <w:rPr>
-          <w:rFonts w:hint="cs"/>
-          <w:sz w:val="56"/>
-          <w:szCs w:val="56"/>
-          <w:rtl/>
-          <w:lang w:val="en-US" w:bidi="ar-EG"/>
-        </w:rPr>
-        <w:t xml:space="preserve">يكسب ميزة عليه. لا شيء عندها سيسير في مساره الصحيح، فكل شيء عندها سيكون معاكسًا له، لأن الدرب الذي يجعل النفس تضل عن الله شائك. عندما لا يتواجد أخ مرة </w:t>
-      </w:r>
-      <w:r>
-        <w:rPr>
-          <w:sz w:val="56"/>
-          <w:szCs w:val="56"/>
-          <w:rtl/>
-          <w:lang w:val="en-US" w:bidi="ar-EG"/>
+          <w:lang w:bidi="ar-EG"/>
+        </w:rPr>
+        <w:t xml:space="preserve"> والتي من الواضح أنها كانت أمام باب الأبدية </w:t>
+      </w:r>
+      <w:r>
+        <w:rPr>
+          <w:sz w:val="56"/>
+          <w:szCs w:val="56"/>
+          <w:rtl/>
+          <w:lang w:bidi="ar-EG"/>
         </w:rPr>
         <w:t>–</w:t>
       </w:r>
@@ -653,169 +557,188 @@
           <w:sz w:val="56"/>
           <w:szCs w:val="56"/>
           <w:rtl/>
-          <w:lang w:val="en-US" w:bidi="ar-EG"/>
-        </w:rPr>
-        <w:t xml:space="preserve"> أو مرتين في اجتماع الصلاة، فمن الممكن أن نكلّمه بالأمر وننذره، لأن غيابه ملحوظ. أما غيابه في مخدعه لا يكون أمام مرأى عينيك، عندها ستشعر فقط، عندما ستتلامس </w:t>
-      </w:r>
-      <w:r>
-        <w:rPr>
-          <w:rFonts w:hint="cs"/>
-          <w:sz w:val="56"/>
-          <w:szCs w:val="56"/>
-          <w:rtl/>
-          <w:lang w:val="en-US" w:bidi="ar-EG"/>
+          <w:lang w:bidi="ar-EG"/>
+        </w:rPr>
+        <w:t xml:space="preserve"> أو ستهلك إلى الأبد؛ ولقد كان مطروحًا الآن أمامي، يد الموت ممتدة نحوه؛ ولم تكن لي أي لحظة أفقدها </w:t>
+      </w:r>
+      <w:r>
+        <w:rPr>
+          <w:sz w:val="56"/>
+          <w:szCs w:val="56"/>
+          <w:rtl/>
+          <w:lang w:bidi="ar-EG"/>
+        </w:rPr>
+        <w:t>–</w:t>
+      </w:r>
+      <w:r>
+        <w:rPr>
+          <w:rFonts w:hint="cs"/>
+          <w:sz w:val="56"/>
+          <w:szCs w:val="56"/>
+          <w:rtl/>
+          <w:lang w:bidi="ar-EG"/>
+        </w:rPr>
+        <w:t xml:space="preserve"> وما الذي سأفعله؟ كيف كان لي أن أبدأ بأن أوصل له، أي نحو الساعة الحادية عشرة، أبسط قواعد المسيحية؟</w:t>
+      </w:r>
+    </w:p>
+    <w:p>
+      <w:pPr>
+        <w:bidi/>
+        <w:jc w:val="both"/>
+        <w:rPr>
+          <w:sz w:val="56"/>
+          <w:szCs w:val="56"/>
+          <w:rtl/>
+          <w:lang w:bidi="ar-EG"/>
+        </w:rPr>
+      </w:pPr>
+      <w:r>
+        <w:rPr>
+          <w:rFonts w:hint="cs"/>
+          <w:sz w:val="56"/>
+          <w:szCs w:val="56"/>
+          <w:rtl/>
+          <w:lang w:bidi="ar-EG"/>
+        </w:rPr>
+        <w:t>إني لم أكن قد شعرت بهبوط جرأتي لهذه الدرجة من قبل. بأني لم يكن بوسعي أن أفعل أي شيء، كنت أعلم ذلك جيدًا، لكن من الجانب الآخر الله يستطيع أن يفعل كل شيء؛ فاستجمعت قلبي ورجوت أبي السماوي، بأن يهديني لأجل المسيح في هذه الحالة الصعبة للغاية والمليئة بالضيق ويفتح لي طريقًا بروح حكمته، بأن أوضّح بشارة الخلاص السارة ليفهمها هذا السالك المسكين في ظلمة الضلال.</w:t>
+      </w:r>
+    </w:p>
+    <w:p>
+      <w:pPr>
+        <w:bidi/>
+        <w:jc w:val="both"/>
+        <w:rPr>
+          <w:sz w:val="56"/>
+          <w:szCs w:val="56"/>
+          <w:rtl/>
+          <w:lang w:bidi="ar-EG"/>
+        </w:rPr>
+      </w:pPr>
+      <w:r>
+        <w:rPr>
+          <w:rFonts w:hint="cs"/>
+          <w:sz w:val="56"/>
+          <w:szCs w:val="56"/>
+          <w:rtl/>
+          <w:lang w:bidi="ar-EG"/>
         </w:rPr>
         <w:lastRenderedPageBreak/>
-        <w:t>معه، بأن أمرًا ما يدفن حياته الروحية. ولكن مَن سيقيس الخسارة الأبدية التي يجنيها إهمال الصلاة في الخفاء؟</w:t>
-      </w:r>
-    </w:p>
-    <w:p>
-      <w:pPr>
-        <w:bidi/>
-        <w:jc w:val="both"/>
-        <w:rPr>
-          <w:sz w:val="56"/>
-          <w:szCs w:val="56"/>
-          <w:rtl/>
-          <w:lang w:val="en-US" w:bidi="ar-EG"/>
-        </w:rPr>
-      </w:pPr>
-      <w:r>
-        <w:rPr>
-          <w:rFonts w:hint="cs"/>
-          <w:sz w:val="56"/>
-          <w:szCs w:val="56"/>
-          <w:rtl/>
-          <w:lang w:val="en-US" w:bidi="ar-EG"/>
-        </w:rPr>
-        <w:t xml:space="preserve">كم هو مختلف الأمر مع الذين يسهرون بغيرة على أن </w:t>
-      </w:r>
-      <w:r>
-        <w:rPr>
-          <w:rFonts w:hint="cs"/>
-          <w:sz w:val="56"/>
-          <w:szCs w:val="56"/>
-          <w:rtl/>
-          <w:lang w:val="en-US" w:bidi="ar-EG"/>
-        </w:rPr>
-        <w:t>دائمًا</w:t>
-      </w:r>
-      <w:r>
-        <w:rPr>
-          <w:rFonts w:hint="cs"/>
-          <w:sz w:val="56"/>
-          <w:szCs w:val="56"/>
-          <w:rtl/>
-          <w:lang w:val="en-US" w:bidi="ar-EG"/>
-        </w:rPr>
-        <w:t xml:space="preserve"> يحصل الرب على نصيبه. فدخولهم وخروجهم، كل حياتهم تبرهن، بأنهم كانوا هناك، حيث تساقط الندى السماوي. أبوهم، الذي رأى في الخفاء، يُجازيهم علانية. أينما ذهبوا هم يصطحبون معهم، وإن كانوا لا يعون ذلك، راحة ذلك المكان الخفي، حيث يشكرون الله كل حين ويتكلمون معه كالصديق. وفي ذلك يُشعر </w:t>
-      </w:r>
-      <w:r>
-        <w:rPr>
-          <w:rFonts w:hint="cs"/>
-          <w:sz w:val="56"/>
-          <w:szCs w:val="56"/>
-          <w:rtl/>
-          <w:lang w:val="en-US" w:bidi="ar-EG"/>
-        </w:rPr>
-        <w:t>ب</w:t>
-      </w:r>
-      <w:r>
-        <w:rPr>
-          <w:rFonts w:hint="cs"/>
-          <w:sz w:val="56"/>
-          <w:szCs w:val="56"/>
-          <w:rtl/>
-          <w:lang w:val="en-US" w:bidi="ar-EG"/>
-        </w:rPr>
-        <w:t xml:space="preserve">شيء فريد، ويُخشى بأنهم </w:t>
-      </w:r>
-      <w:r>
-        <w:rPr>
-          <w:rFonts w:hint="cs"/>
-          <w:sz w:val="56"/>
-          <w:szCs w:val="56"/>
-          <w:rtl/>
-          <w:lang w:val="en-US" w:bidi="ar-EG"/>
-        </w:rPr>
-        <w:t>أقلية</w:t>
-      </w:r>
-      <w:r>
-        <w:rPr>
-          <w:rFonts w:hint="cs"/>
-          <w:sz w:val="56"/>
-          <w:szCs w:val="56"/>
-          <w:rtl/>
-          <w:lang w:val="en-US" w:bidi="ar-EG"/>
-        </w:rPr>
-        <w:t xml:space="preserve">، قلة بالنسبة للكثيرين الذين يهرولون والذين مخدعهم وساعة مع الله هما لوحدهما </w:t>
-      </w:r>
-      <w:r>
-        <w:rPr>
-          <w:rFonts w:hint="cs"/>
-          <w:sz w:val="56"/>
-          <w:szCs w:val="56"/>
-          <w:rtl/>
-          <w:lang w:val="en-US" w:bidi="ar-EG"/>
-        </w:rPr>
-        <w:t>الشيء</w:t>
-      </w:r>
-      <w:r>
-        <w:rPr>
-          <w:rFonts w:hint="cs"/>
-          <w:sz w:val="56"/>
-          <w:szCs w:val="56"/>
-          <w:rtl/>
-          <w:lang w:val="en-US" w:bidi="ar-EG"/>
-        </w:rPr>
-        <w:t xml:space="preserve"> الغريب لديهم. فلا نستغرب، بأن القديسين يصبحون عالميين تمامًا كالإنسان الذين يعيش في العالم. كم</w:t>
-      </w:r>
-      <w:r>
-        <w:rPr>
-          <w:rFonts w:hint="cs"/>
-          <w:sz w:val="56"/>
-          <w:szCs w:val="56"/>
-          <w:rtl/>
-          <w:lang w:val="en-US" w:bidi="ar-EG"/>
-        </w:rPr>
-        <w:t>ا</w:t>
-      </w:r>
-      <w:r>
-        <w:rPr>
-          <w:rFonts w:hint="cs"/>
-          <w:sz w:val="56"/>
-          <w:szCs w:val="56"/>
-          <w:rtl/>
-          <w:lang w:val="en-US" w:bidi="ar-EG"/>
-        </w:rPr>
-        <w:t xml:space="preserve"> وليس من الغرابة أيضًا، عندما يبدو أنه غير مُجدي بأن يوضع على قلوبهم أبسط أحكام كلمة الله. إلا أن "</w:t>
-      </w:r>
-      <w:r>
-        <w:rPr>
-          <w:sz w:val="56"/>
-          <w:szCs w:val="56"/>
-          <w:rtl/>
-        </w:rPr>
-        <w:t xml:space="preserve"> </w:t>
-      </w:r>
-      <w:r>
-        <w:rPr>
-          <w:sz w:val="56"/>
-          <w:szCs w:val="56"/>
-          <w:rtl/>
-          <w:lang w:val="en-US" w:bidi="ar-EG"/>
-        </w:rPr>
-        <w:t xml:space="preserve">سِرُّ الرَّبِّ </w:t>
+        <w:t xml:space="preserve">صمت لعدة لحظات بينما صليت بحرارة في أعماقي ونظرت باهتمام شديد إلى المشهد المثير للشفقة أمامي. فساورني الفكر، لعلي يجب أن أحاول أن أكتشف، ماذا كانت معرفته في أمور أخرى وإن لم يكن فيها أي شيء من الأمل ليفهمني إن ابتدأت (كما كنت قد شرعت بذلك)، بأن أفاتحه ببشارة إنجيل الخلاص. نظرت إليه بنظرة مليئة بالتعاطف </w:t>
+      </w:r>
+      <w:r>
+        <w:rPr>
+          <w:sz w:val="56"/>
+          <w:szCs w:val="56"/>
+          <w:rtl/>
+          <w:lang w:bidi="ar-EG"/>
+        </w:rPr>
+        <w:t>–</w:t>
+      </w:r>
+      <w:r>
+        <w:rPr>
+          <w:rFonts w:hint="cs"/>
+          <w:sz w:val="56"/>
+          <w:szCs w:val="56"/>
+          <w:rtl/>
+          <w:lang w:bidi="ar-EG"/>
+        </w:rPr>
+        <w:t xml:space="preserve"> والذي كان شعوري الصادق في أعماقي </w:t>
+      </w:r>
+      <w:r>
+        <w:rPr>
+          <w:sz w:val="56"/>
+          <w:szCs w:val="56"/>
+          <w:rtl/>
+          <w:lang w:bidi="ar-EG"/>
+        </w:rPr>
+        <w:t>–</w:t>
+      </w:r>
+      <w:r>
+        <w:rPr>
+          <w:rFonts w:hint="cs"/>
+          <w:sz w:val="56"/>
+          <w:szCs w:val="56"/>
+          <w:rtl/>
+          <w:lang w:bidi="ar-EG"/>
+        </w:rPr>
+        <w:t xml:space="preserve"> وكان لي الانطباع، بأنه لمح هذه النظرة، لأنه أصبح رقيقًا جدًا نحوي حينما قلت: "يا حبيبي المسكين، أنت جدًا مريض، ومتألم جدًا!"</w:t>
+      </w:r>
+    </w:p>
+    <w:p>
+      <w:pPr>
+        <w:bidi/>
+        <w:jc w:val="both"/>
+        <w:rPr>
+          <w:sz w:val="56"/>
+          <w:szCs w:val="56"/>
+          <w:rtl/>
+          <w:lang w:bidi="ar-EG"/>
+        </w:rPr>
+      </w:pPr>
+      <w:r>
+        <w:rPr>
+          <w:rFonts w:hint="cs"/>
+          <w:sz w:val="56"/>
+          <w:szCs w:val="56"/>
+          <w:rtl/>
+          <w:lang w:bidi="ar-EG"/>
+        </w:rPr>
+        <w:t>"نعم، فأنا مصاب بزكام سيء؛ فالسعال يكتم نفسي ويؤلمني ألامًا مبرحة."</w:t>
+      </w:r>
+    </w:p>
+    <w:p>
+      <w:pPr>
+        <w:bidi/>
+        <w:jc w:val="both"/>
+        <w:rPr>
+          <w:sz w:val="56"/>
+          <w:szCs w:val="56"/>
+          <w:rtl/>
+          <w:lang w:bidi="ar-EG"/>
+        </w:rPr>
+      </w:pPr>
+      <w:r>
+        <w:rPr>
+          <w:rFonts w:hint="cs"/>
+          <w:sz w:val="56"/>
+          <w:szCs w:val="56"/>
+          <w:rtl/>
+          <w:lang w:bidi="ar-EG"/>
+        </w:rPr>
+        <w:t>"هل سعالك منذ مدة طويلة؟" سألته.</w:t>
+      </w:r>
+    </w:p>
+    <w:p>
+      <w:pPr>
+        <w:bidi/>
+        <w:jc w:val="both"/>
+        <w:rPr>
+          <w:sz w:val="56"/>
+          <w:szCs w:val="56"/>
+          <w:rtl/>
+          <w:lang w:bidi="ar-EG"/>
+        </w:rPr>
+      </w:pPr>
+      <w:r>
+        <w:rPr>
+          <w:rFonts w:hint="cs"/>
+          <w:sz w:val="56"/>
+          <w:szCs w:val="56"/>
+          <w:rtl/>
+          <w:lang w:bidi="ar-EG"/>
+        </w:rPr>
+        <w:t>"</w:t>
       </w:r>
       <w:proofErr w:type="spellStart"/>
       <w:r>
         <w:rPr>
-          <w:sz w:val="56"/>
-          <w:szCs w:val="56"/>
-          <w:rtl/>
-          <w:lang w:val="en-US" w:bidi="ar-EG"/>
-        </w:rPr>
-        <w:t>لِخَائِفِيهِ</w:t>
+          <w:rFonts w:hint="cs"/>
+          <w:sz w:val="56"/>
+          <w:szCs w:val="56"/>
+          <w:rtl/>
+          <w:lang w:bidi="ar-EG"/>
+        </w:rPr>
+        <w:t>ياه</w:t>
       </w:r>
       <w:proofErr w:type="spellEnd"/>
       <w:r>
@@ -824,115 +747,499 @@
           <w:sz w:val="56"/>
           <w:szCs w:val="56"/>
           <w:rtl/>
-          <w:lang w:val="en-US" w:bidi="ar-EG"/>
-        </w:rPr>
-        <w:t>" (مزمور 25: 14). إبراهيم، الذي كان في شركة حميمة مع الله، عرف مصير سدوم بفترة طويلة قبل أن يخطر</w:t>
-      </w:r>
-      <w:r>
-        <w:rPr>
-          <w:rFonts w:hint="cs"/>
-          <w:sz w:val="56"/>
-          <w:szCs w:val="56"/>
-          <w:rtl/>
-          <w:lang w:val="en-US" w:bidi="ar-EG"/>
-        </w:rPr>
-        <w:t xml:space="preserve"> الخطر</w:t>
-      </w:r>
-      <w:r>
-        <w:rPr>
-          <w:rFonts w:hint="cs"/>
-          <w:sz w:val="56"/>
-          <w:szCs w:val="56"/>
-          <w:rtl/>
-          <w:lang w:val="en-US" w:bidi="ar-EG"/>
-        </w:rPr>
-        <w:t xml:space="preserve"> على بال سكان هذه المدينة في أحلامهم. وإبراهيم هذا </w:t>
-      </w:r>
-      <w:r>
-        <w:rPr>
-          <w:rFonts w:hint="cs"/>
-          <w:sz w:val="56"/>
-          <w:szCs w:val="56"/>
-          <w:rtl/>
-          <w:lang w:val="en-US" w:bidi="ar-EG"/>
-        </w:rPr>
-        <w:t>كان</w:t>
-      </w:r>
-      <w:r>
-        <w:rPr>
-          <w:rFonts w:hint="cs"/>
-          <w:sz w:val="56"/>
-          <w:szCs w:val="56"/>
-          <w:rtl/>
-          <w:lang w:val="en-US" w:bidi="ar-EG"/>
-        </w:rPr>
-        <w:t xml:space="preserve"> كذلك مَن أسرع وبكّر ليقدم اسحق ذبيحة بحسب أمر الرب يهوه، بالرغم من أن أوصاله العميقة كانت قد تقطعت حينذاك. رجال الشركة حينذاك كانوا رجال الطاعة. ورجال الصلاة كانوا الذين حرّكوا </w:t>
-      </w:r>
-      <w:r>
-        <w:rPr>
-          <w:rFonts w:hint="cs"/>
-          <w:sz w:val="56"/>
-          <w:szCs w:val="56"/>
-          <w:rtl/>
-          <w:lang w:val="en-US" w:bidi="ar-EG"/>
+          <w:lang w:bidi="ar-EG"/>
+        </w:rPr>
+        <w:t xml:space="preserve"> هذا صحيح، من مدة طويلة جدًا؛ تقريبًا سنة من الآن."</w:t>
+      </w:r>
+    </w:p>
+    <w:p>
+      <w:pPr>
+        <w:bidi/>
+        <w:jc w:val="both"/>
+        <w:rPr>
+          <w:sz w:val="56"/>
+          <w:szCs w:val="56"/>
+          <w:rtl/>
+          <w:lang w:bidi="ar-EG"/>
+        </w:rPr>
+      </w:pPr>
+      <w:r>
+        <w:rPr>
+          <w:rFonts w:hint="cs"/>
+          <w:sz w:val="56"/>
+          <w:szCs w:val="56"/>
+          <w:rtl/>
+          <w:lang w:bidi="ar-EG"/>
+        </w:rPr>
+        <w:t>"وكيف أصابك؟ كنت أظن بأن شابًا من كيري قد أصبح صامدًا وصار معتادًا على هذا الهواء البارد!"</w:t>
+      </w:r>
+    </w:p>
+    <w:p>
+      <w:pPr>
+        <w:bidi/>
+        <w:jc w:val="both"/>
+        <w:rPr>
+          <w:sz w:val="56"/>
+          <w:szCs w:val="56"/>
+          <w:rtl/>
+          <w:lang w:bidi="ar-EG"/>
+        </w:rPr>
+      </w:pPr>
+      <w:r>
+        <w:rPr>
+          <w:rFonts w:hint="cs"/>
+          <w:sz w:val="56"/>
+          <w:szCs w:val="56"/>
+          <w:rtl/>
+          <w:lang w:bidi="ar-EG"/>
+        </w:rPr>
+        <w:t xml:space="preserve">"آهٍ"، أجابني، "هذا ما كنته أيضًا، إلى تلك الليلة الرهيبة </w:t>
+      </w:r>
+      <w:r>
+        <w:rPr>
+          <w:sz w:val="56"/>
+          <w:szCs w:val="56"/>
+          <w:rtl/>
+          <w:lang w:bidi="ar-EG"/>
+        </w:rPr>
+        <w:t>–</w:t>
+      </w:r>
+      <w:r>
+        <w:rPr>
+          <w:rFonts w:hint="cs"/>
+          <w:sz w:val="56"/>
+          <w:szCs w:val="56"/>
+          <w:rtl/>
+          <w:lang w:bidi="ar-EG"/>
+        </w:rPr>
+        <w:t xml:space="preserve"> لقد كان على نحو هذا الوقت من السنة الماضية -، حينما ضلّ أحد الخراف. أبي </w:t>
+      </w:r>
+      <w:r>
+        <w:rPr>
+          <w:rFonts w:hint="cs"/>
+          <w:sz w:val="56"/>
+          <w:szCs w:val="56"/>
+          <w:rtl/>
+          <w:lang w:bidi="ar-EG"/>
         </w:rPr>
         <w:lastRenderedPageBreak/>
-        <w:t>في كل حين ذراع الله القديرة لتتدخل. رجال الله، الذين بدا عليهم أنهم أقل مَن كانوا يحتاجون أن يصلوا من أجل أنفسهم، هم بالذات</w:t>
-      </w:r>
-      <w:r>
-        <w:rPr>
-          <w:rFonts w:hint="cs"/>
-          <w:sz w:val="56"/>
-          <w:szCs w:val="56"/>
-          <w:rtl/>
-          <w:lang w:val="en-US" w:bidi="ar-EG"/>
-        </w:rPr>
-        <w:t xml:space="preserve"> مَن</w:t>
-      </w:r>
-      <w:r>
-        <w:rPr>
-          <w:rFonts w:hint="cs"/>
-          <w:sz w:val="56"/>
-          <w:szCs w:val="56"/>
-          <w:rtl/>
-          <w:lang w:val="en-US" w:bidi="ar-EG"/>
-        </w:rPr>
-        <w:t xml:space="preserve"> كان المخدع المعزول أعز ما عندهم. </w:t>
-      </w:r>
-      <w:r>
-        <w:rPr>
-          <w:rFonts w:hint="cs"/>
-          <w:sz w:val="56"/>
-          <w:szCs w:val="56"/>
-          <w:rtl/>
-          <w:lang w:val="en-US" w:bidi="ar-EG"/>
-        </w:rPr>
-        <w:t>وأعظم مثال لنا، الرب يسوع بنفسه، كان رجل الصلاة. نحن نقرأ عنه، بأنه كان يبكّر قبل بزوغ الفجر بكثير ويذهب إلى مكان خلاء (هادئ)، ليصلّي. دعونا نقتفي أثره أينما كان يذهب. إن كان يحتاج لدعم من السلطة السماوية ليشدده في ساعة الضيق، فكم بالحري نحن! ففي هذا الأمر الذي في غاية الأهمية لا يجوز أن يكون أي شيء غير واضح.</w:t>
-      </w:r>
-    </w:p>
-    <w:p>
-      <w:pPr>
-        <w:bidi/>
-        <w:jc w:val="both"/>
-        <w:rPr>
-          <w:sz w:val="56"/>
-          <w:szCs w:val="56"/>
-          <w:rtl/>
-          <w:lang w:val="en-US" w:bidi="ar-EG"/>
-        </w:rPr>
-      </w:pPr>
-      <w:r>
-        <w:rPr>
-          <w:rFonts w:hint="cs"/>
-          <w:sz w:val="56"/>
-          <w:szCs w:val="56"/>
-          <w:rtl/>
-          <w:lang w:val="en-US" w:bidi="ar-EG"/>
-        </w:rPr>
-        <w:t>دعونا نحث أولاد الله على الصلاة في الخفاء، لأنها مطلب أساسي للحياة الروحية! الآب يرى في الخفاء وهو يجازي علانية. أعظم خدمة ستبقى بلا نفع وغير مثمرة إن لم يكن مخرجها ومصدرها في الصلاة في الخفاء. يا ليت كل واحد منا يطرح السؤال: هل أحب الأماكن المستترة لأتكلم فيها مع الرب، وأجدد قوتي، وأصارع مع الله وأنتصر؟</w:t>
+        <w:t>يرعى بعض الخراف على الجبال، هذه هي معيشتنا. حينما أحصيناها في تلك الأمسية، كان واحدًا مفقودًا، وقد أرسلني لأفتش عليه."</w:t>
+      </w:r>
+    </w:p>
+    <w:p>
+      <w:pPr>
+        <w:bidi/>
+        <w:jc w:val="both"/>
+        <w:rPr>
+          <w:sz w:val="56"/>
+          <w:szCs w:val="56"/>
+          <w:rtl/>
+          <w:lang w:bidi="ar-EG"/>
+        </w:rPr>
+      </w:pPr>
+    </w:p>
+    <w:p>
+      <w:pPr>
+        <w:bidi/>
+        <w:jc w:val="both"/>
+        <w:rPr>
+          <w:sz w:val="56"/>
+          <w:szCs w:val="56"/>
+          <w:rtl/>
+          <w:lang w:bidi="ar-EG"/>
+        </w:rPr>
+      </w:pPr>
+      <w:r>
+        <w:rPr>
+          <w:rFonts w:hint="cs"/>
+          <w:sz w:val="56"/>
+          <w:szCs w:val="56"/>
+          <w:rtl/>
+          <w:lang w:bidi="ar-EG"/>
+        </w:rPr>
+        <w:t>"من دون شك"، أجبته، "أنك شعرت بالتغيير بين دفء موقد النار في هذا الكوخ الصغير وريح الجبل الباردة."</w:t>
+      </w:r>
+    </w:p>
+    <w:p>
+      <w:pPr>
+        <w:bidi/>
+        <w:jc w:val="both"/>
+        <w:rPr>
+          <w:sz w:val="56"/>
+          <w:szCs w:val="56"/>
+          <w:rtl/>
+          <w:lang w:bidi="ar-EG"/>
+        </w:rPr>
+      </w:pPr>
+      <w:r>
+        <w:rPr>
+          <w:rFonts w:hint="cs"/>
+          <w:sz w:val="56"/>
+          <w:szCs w:val="56"/>
+          <w:rtl/>
+          <w:lang w:bidi="ar-EG"/>
+        </w:rPr>
+        <w:t>"نعم صحيح، وإن كان كذلك! لقد كانت هنالك ثلوج، والريح اجتاحت بي مرارًا كثيرة؛ لكني لم أكن مهتمًا كثيرًا لذلك، فقد كنت مهمومًا بأن أجد خروف أبي."</w:t>
+      </w:r>
+    </w:p>
+    <w:p>
+      <w:pPr>
+        <w:bidi/>
+        <w:jc w:val="both"/>
+        <w:rPr>
+          <w:sz w:val="56"/>
+          <w:szCs w:val="56"/>
+          <w:rtl/>
+          <w:lang w:bidi="ar-EG"/>
+        </w:rPr>
+      </w:pPr>
+      <w:r>
+        <w:rPr>
+          <w:rFonts w:hint="cs"/>
+          <w:sz w:val="56"/>
+          <w:szCs w:val="56"/>
+          <w:rtl/>
+          <w:lang w:bidi="ar-EG"/>
+        </w:rPr>
+        <w:t>"وهل وجدته؟"، سألته باهتمام بليغ.</w:t>
+      </w:r>
+    </w:p>
+    <w:p>
+      <w:pPr>
+        <w:bidi/>
+        <w:jc w:val="both"/>
+        <w:rPr>
+          <w:sz w:val="56"/>
+          <w:szCs w:val="56"/>
+          <w:rtl/>
+          <w:lang w:bidi="ar-EG"/>
+        </w:rPr>
+      </w:pPr>
+      <w:r>
+        <w:rPr>
+          <w:rFonts w:hint="cs"/>
+          <w:sz w:val="56"/>
+          <w:szCs w:val="56"/>
+          <w:rtl/>
+          <w:lang w:bidi="ar-EG"/>
+        </w:rPr>
+        <w:t>"</w:t>
+      </w:r>
+      <w:r>
+        <w:rPr>
+          <w:rFonts w:hint="cs"/>
+          <w:sz w:val="56"/>
+          <w:szCs w:val="56"/>
+          <w:rtl/>
+          <w:lang w:bidi="ar-EG"/>
+        </w:rPr>
+        <w:t>أوه نعم، لقد كان ينبغي أن أعود كل الطريق الطويل الصعب الذي قطعته، لكني لم أقف إلى أن وجدته."</w:t>
+      </w:r>
+    </w:p>
+    <w:p>
+      <w:pPr>
+        <w:bidi/>
+        <w:jc w:val="both"/>
+        <w:rPr>
+          <w:sz w:val="56"/>
+          <w:szCs w:val="56"/>
+          <w:rtl/>
+          <w:lang w:bidi="ar-EG"/>
+        </w:rPr>
+      </w:pPr>
+      <w:r>
+        <w:rPr>
+          <w:rFonts w:hint="cs"/>
+          <w:sz w:val="56"/>
+          <w:szCs w:val="56"/>
+          <w:rtl/>
+          <w:lang w:bidi="ar-EG"/>
+        </w:rPr>
+        <w:t>"وكيف أعدته إلى البيت؟ يمكنني أن أتخيل هذا جيدًا، بأنك تعبت جدًا أيضًا في ذلك. هل كان مستعدًا بأن يتبعك؟"</w:t>
+      </w:r>
+    </w:p>
+    <w:p>
+      <w:pPr>
+        <w:bidi/>
+        <w:jc w:val="both"/>
+        <w:rPr>
+          <w:sz w:val="56"/>
+          <w:szCs w:val="56"/>
+          <w:rtl/>
+          <w:lang w:bidi="ar-EG"/>
+        </w:rPr>
+      </w:pPr>
+      <w:r>
+        <w:rPr>
+          <w:rFonts w:hint="cs"/>
+          <w:sz w:val="56"/>
+          <w:szCs w:val="56"/>
+          <w:rtl/>
+          <w:lang w:bidi="ar-EG"/>
+        </w:rPr>
+        <w:t>"</w:t>
+      </w:r>
+      <w:r>
+        <w:rPr>
+          <w:rFonts w:hint="cs"/>
+          <w:sz w:val="56"/>
+          <w:szCs w:val="56"/>
+          <w:rtl/>
+          <w:lang w:bidi="ar-EG"/>
+        </w:rPr>
+        <w:t>حسنًا، إني لم أكن أريد أن أشجعه على ذلك، وعدا عن ذلك هو كان منهكًا للغاية وتعبًا حتى الموت، لذلك وضعته على كتفيّ وحملته إلى البيت."</w:t>
+      </w:r>
+    </w:p>
+    <w:p>
+      <w:pPr>
+        <w:bidi/>
+        <w:jc w:val="both"/>
+        <w:rPr>
+          <w:sz w:val="56"/>
+          <w:szCs w:val="56"/>
+          <w:rtl/>
+          <w:lang w:bidi="ar-EG"/>
+        </w:rPr>
+      </w:pPr>
+      <w:r>
+        <w:rPr>
+          <w:rFonts w:hint="cs"/>
+          <w:sz w:val="56"/>
+          <w:szCs w:val="56"/>
+          <w:rtl/>
+          <w:lang w:bidi="ar-EG"/>
+        </w:rPr>
+        <w:lastRenderedPageBreak/>
+        <w:t>"هل فرح الجميع في البيت، في لقائك من جديد حينما عدت مع الخروف؟"</w:t>
+      </w:r>
+    </w:p>
+    <w:p>
+      <w:pPr>
+        <w:bidi/>
+        <w:jc w:val="both"/>
+        <w:rPr>
+          <w:sz w:val="56"/>
+          <w:szCs w:val="56"/>
+          <w:rtl/>
+          <w:lang w:bidi="ar-EG"/>
+        </w:rPr>
+      </w:pPr>
+      <w:r>
+        <w:rPr>
+          <w:rFonts w:hint="cs"/>
+          <w:sz w:val="56"/>
+          <w:szCs w:val="56"/>
+          <w:rtl/>
+          <w:lang w:bidi="ar-EG"/>
+        </w:rPr>
+        <w:t xml:space="preserve">"بكل تأكيد هكذا حصل"، أجابني. "أبي وأمي والجيران الذين سمعوا بخسارتنا، جميعهم أتوا في صباح اليوم التالي، ليستعلموا عن الخروف، لأن جيراننا لطفاء جدًا في مثل هذه الأمور نحو بعضهم البعض. وقد أسفوا جدًا بأنهم علموا، أنه كان ينبغي عليّ أن </w:t>
+      </w:r>
+      <w:r>
+        <w:rPr>
+          <w:rFonts w:hint="cs"/>
+          <w:sz w:val="56"/>
+          <w:szCs w:val="56"/>
+          <w:rtl/>
+          <w:lang w:bidi="ar-EG"/>
+        </w:rPr>
+        <w:t>أ</w:t>
+      </w:r>
+      <w:r>
+        <w:rPr>
+          <w:rFonts w:hint="cs"/>
+          <w:sz w:val="56"/>
+          <w:szCs w:val="56"/>
+          <w:rtl/>
+          <w:lang w:bidi="ar-EG"/>
+        </w:rPr>
+        <w:t xml:space="preserve">بقى طول الليل الحالك في الخارج؛ وقد كان الفجر قبل وصولي إلى البيت، وقد أصابني الزكام من كل ما كان قد حدث. </w:t>
+      </w:r>
+      <w:r>
+        <w:rPr>
+          <w:rFonts w:hint="cs"/>
+          <w:sz w:val="56"/>
+          <w:szCs w:val="56"/>
+          <w:rtl/>
+          <w:lang w:bidi="ar-EG"/>
+        </w:rPr>
+        <w:t>أمي قالت بأن حالي لن يتحسن، الله أفضل واحد يعرف هذا؛ على أي حال أنا فعلت ما كان بوسعي لأنقذ الخروف."</w:t>
+      </w:r>
+    </w:p>
+    <w:p>
+      <w:pPr>
+        <w:bidi/>
+        <w:jc w:val="both"/>
+        <w:rPr>
+          <w:sz w:val="56"/>
+          <w:szCs w:val="56"/>
+          <w:rtl/>
+          <w:lang w:bidi="ar-EG"/>
+        </w:rPr>
+      </w:pPr>
+      <w:r>
+        <w:rPr>
+          <w:rFonts w:hint="cs"/>
+          <w:sz w:val="56"/>
+          <w:szCs w:val="56"/>
+          <w:rtl/>
+          <w:lang w:bidi="ar-EG"/>
+        </w:rPr>
+        <w:t>"يا عجباه!"، فكرت في قلبي، "ها هي كل قصة الإنجيل. الخروف ضال، الأب يُرسل ابنه ليفتش عليه ويردّه. الابن يذهب طوعًا</w:t>
+      </w:r>
+      <w:r>
+        <w:rPr>
+          <w:rFonts w:hint="cs"/>
+          <w:sz w:val="56"/>
+          <w:szCs w:val="56"/>
+          <w:rtl/>
+          <w:lang w:bidi="ar-EG"/>
+        </w:rPr>
+        <w:t xml:space="preserve"> واختيارًا</w:t>
+      </w:r>
+      <w:r>
+        <w:rPr>
+          <w:rFonts w:hint="cs"/>
+          <w:sz w:val="56"/>
+          <w:szCs w:val="56"/>
+          <w:rtl/>
+          <w:lang w:bidi="ar-EG"/>
+        </w:rPr>
+        <w:t>، ويحتمل كل شيء من دون أن يشكو، وأخيرًا يضحي بحياته، لكي يجد الخروف، وإذ وجده، حمله على منكبيه عائدًا به إلى البيت إلى القطيع وفرح مع أصدقائه وجيرانه بالخروف، الذي كان ضالاً ووُجد ثانية." صلاتي استُجيبت، طريقي بان أمامي بوضوح وبنعمة الله استغليت هذه النهاية السعيدة."</w:t>
+      </w:r>
+    </w:p>
+    <w:p>
+      <w:pPr>
+        <w:bidi/>
+        <w:jc w:val="both"/>
+        <w:rPr>
+          <w:sz w:val="56"/>
+          <w:szCs w:val="56"/>
+          <w:rtl/>
+          <w:lang w:bidi="ar-EG"/>
+        </w:rPr>
+      </w:pPr>
+      <w:r>
+        <w:rPr>
+          <w:rFonts w:hint="cs"/>
+          <w:sz w:val="56"/>
+          <w:szCs w:val="56"/>
+          <w:rtl/>
+          <w:lang w:bidi="ar-EG"/>
+        </w:rPr>
+        <w:lastRenderedPageBreak/>
+        <w:t>لقد شرحت لهذا الشاب المسكين المحتضر خطة الخلاص واستخدمت في ذلك قصته الخاصة به البسيطة والمؤثرة. قرأت له بعض الأعداد في لوقا 15، حيث أتى تعبير اهتمام الراعي بالخروف الضال في صورة رائعة، وفي الحال فهم الترابط وتابعني ببالغ الانتباه، حينما شرحت له كل معنى المثل.</w:t>
+      </w:r>
+    </w:p>
+    <w:p>
+      <w:pPr>
+        <w:bidi/>
+        <w:jc w:val="both"/>
+        <w:rPr>
+          <w:sz w:val="56"/>
+          <w:szCs w:val="56"/>
+          <w:rtl/>
+          <w:lang w:bidi="ar-EG"/>
+        </w:rPr>
+      </w:pPr>
+      <w:r>
+        <w:rPr>
+          <w:rFonts w:hint="cs"/>
+          <w:sz w:val="56"/>
+          <w:szCs w:val="56"/>
+          <w:rtl/>
+          <w:lang w:bidi="ar-EG"/>
+        </w:rPr>
+        <w:t>الرب في رحمته لم يفتح فقط عقله، وإنما قلبه أيضًا ليستقبل فيه الأمور التي تكلمنا فيها. هو بنفسه كان الخروف الضال، ويسوع المسيح الراعي الصالح، الذي أرسله الآب، ليفتش عنه، وترك كل أفراح مجد الآب السماوي ليأتي إلى الأرض ليفتش عنه وعن آخرين هالكين مثله؛ وكيفما احتمل الشاب المسكين من دون أن يتذمر عاصفة الثلج الجليدية والريح التي عصفت فيه، هكذا احتمل المخلص المجيد مقاومة الخطاة الفظة له والهوان والهزء المر، الذي كسوه به، من دون حتى أن يفتح فاه بكلمة تذمر أو شكوى، وأخيرًا وضع حياته الثمينة لنخلص نحن من الهلاك ولكي يؤتى بنا إلى بيتنا الأبدي بأمان. كذلك هو لا يجرؤ لأحبائه أيضًا، حيث متى ما خلصوا أن يسيروا في الطريق الخطر لوحدهم، وإنما هو يحملها فرحًا على منكبيه إلى الرعية السماوية.</w:t>
+      </w:r>
+    </w:p>
+    <w:p>
+      <w:pPr>
+        <w:bidi/>
+        <w:jc w:val="both"/>
+        <w:rPr>
+          <w:sz w:val="56"/>
+          <w:szCs w:val="56"/>
+          <w:rtl/>
+          <w:lang w:bidi="ar-EG"/>
+        </w:rPr>
+      </w:pPr>
+      <w:r>
+        <w:rPr>
+          <w:rFonts w:hint="cs"/>
+          <w:sz w:val="56"/>
+          <w:szCs w:val="56"/>
+          <w:rtl/>
+          <w:lang w:bidi="ar-EG"/>
+        </w:rPr>
+        <w:lastRenderedPageBreak/>
+        <w:t>لقد بدا وأن الشاب الحبيب المريض كان عليه أن يستوعب كل شيء في نفسه. هو استوعب كل شيء، وفهم كل شيء. إني لم أختبر أبدًا أو أحيا برهانًا واضحًا عن قوة روح الله في استخدام كلمة الله.</w:t>
+      </w:r>
+    </w:p>
+    <w:p>
+      <w:pPr>
+        <w:bidi/>
+        <w:jc w:val="both"/>
+        <w:rPr>
+          <w:sz w:val="56"/>
+          <w:szCs w:val="56"/>
+          <w:rtl/>
+          <w:lang w:bidi="ar-EG"/>
+        </w:rPr>
+      </w:pPr>
+      <w:r>
+        <w:rPr>
+          <w:rFonts w:hint="cs"/>
+          <w:sz w:val="56"/>
+          <w:szCs w:val="56"/>
+          <w:rtl/>
+          <w:lang w:bidi="ar-EG"/>
+        </w:rPr>
+        <w:t>هو عاش من بعد لقائنا الأول لأيام قليلة فقط. إني لم تكن لدي فرصة بعد بأن أقرأ له جزءً آخر من الكتاب أو أشرحه له. في بعض الأحيان لم نكن نسمع إلا سعال مختنق، جارح؛ في بعض الأحيان نام لبرهة نومًا عميقًا، ولكن متى ما كان هناك وضع ليفكّر ويسمع فيه كانت الأعداد في لوقا 15 مصدر سلام وتشجيع له. هو قبل المسيح مخلصًا له، وصلّى بحرارة كالخروف الضال بين ذراعي الراعي السماوي وهو حامله ذاهبًا به إلى بيته. لقد مات مسلّمًا نفسه، ممتلئًا سلامًا، ويكاد يكون مهللاً باسم "يسوع، مخلصي وراعيّ" كآخر أمر كان على شفتيه.</w:t>
+      </w:r>
+    </w:p>
+    <w:p>
+      <w:pPr>
+        <w:bidi/>
+        <w:jc w:val="center"/>
+        <w:rPr>
+          <w:sz w:val="56"/>
+          <w:szCs w:val="56"/>
+          <w:rtl/>
+          <w:lang w:bidi="ar-EG"/>
+        </w:rPr>
+      </w:pPr>
+      <w:r>
+        <w:rPr>
+          <w:rFonts w:hint="cs"/>
+          <w:sz w:val="56"/>
+          <w:szCs w:val="56"/>
+          <w:rtl/>
+          <w:lang w:bidi="ar-EG"/>
+        </w:rPr>
+        <w:t>"</w:t>
+      </w:r>
+      <w:r>
+        <w:rPr>
+          <w:sz w:val="56"/>
+          <w:szCs w:val="56"/>
+          <w:rtl/>
+          <w:lang w:bidi="ar-EG"/>
+        </w:rPr>
+        <w:t xml:space="preserve"> لأَنَّ ابْنَ الإِنْسَانِ قَدْ جَاءَ لِكَيْ يَطْلُبَ وَيُخَلِّصَ مَا قَدْ هَلَكَ».</w:t>
+      </w:r>
+      <w:r>
+        <w:rPr>
+          <w:rFonts w:hint="cs"/>
+          <w:sz w:val="56"/>
+          <w:szCs w:val="56"/>
+          <w:rtl/>
+          <w:lang w:bidi="ar-EG"/>
+        </w:rPr>
+        <w:t>" (لوقا 19: 10).</w:t>
       </w:r>
     </w:p>
     <w:sectPr>
+      <w:headerReference w:type="default" r:id="rId6"/>
       <w:pgSz w:w="11906" w:h="16838"/>
       <w:pgMar w:top="720" w:right="720" w:bottom="720" w:left="720" w:header="708" w:footer="708" w:gutter="0"/>
       <w:cols w:space="708"/>
@@ -940,6 +1247,141 @@
     </w:sectPr>
   </w:body>
 </w:document>
+</file>
+
+<file path=word/endnotes.xml><?xml version="1.0" encoding="utf-8"?>
+<w:endnotes xmlns:wpc="http://schemas.microsoft.com/office/word/2010/wordprocessingCanvas" xmlns:cx="http://schemas.microsoft.com/office/drawing/2014/chartex" xmlns:cx1="http://schemas.microsoft.com/office/drawing/2015/9/8/chartex" xmlns:cx2="http://schemas.microsoft.com/office/drawing/2015/10/21/chartex" xmlns:cx3="http://schemas.microsoft.com/office/drawing/2016/5/9/chartex" xmlns:cx4="http://schemas.microsoft.com/office/drawing/2016/5/10/chartex" xmlns:cx5="http://schemas.microsoft.com/office/drawing/2016/5/11/chartex" xmlns:cx6="http://schemas.microsoft.com/office/drawing/2016/5/12/chartex" xmlns:cx7="http://schemas.microsoft.com/office/drawing/2016/5/13/chartex" xmlns:cx8="http://schemas.microsoft.com/office/drawing/2016/5/14/chartex" xmlns:mc="http://schemas.openxmlformats.org/markup-compatibility/2006" xmlns:aink="http://schemas.microsoft.com/office/drawing/2016/ink" xmlns:am3d="http://schemas.microsoft.com/office/drawing/2017/model3d" xmlns:o="urn:schemas-microsoft-com:office:office" xmlns:r="http://schemas.openxmlformats.org/officeDocument/2006/relationships" xmlns:m="http://schemas.openxmlformats.org/officeDocument/2006/math" xmlns:v="urn:schemas-microsoft-com:vml" xmlns:wp14="http://schemas.microsoft.com/office/word/2010/wordprocessingDrawing" xmlns:wp="http://schemas.openxmlformats.org/drawingml/2006/wordprocessingDrawing" xmlns:w10="urn:schemas-microsoft-com:office:word" xmlns:w="http://schemas.openxmlformats.org/wordprocessingml/2006/main" xmlns:w14="http://schemas.microsoft.com/office/word/2010/wordml" xmlns:w15="http://schemas.microsoft.com/office/word/2012/wordml" xmlns:w16cex="http://schemas.microsoft.com/office/word/2018/wordml/cex" xmlns:w16cid="http://schemas.microsoft.com/office/word/2016/wordml/cid" xmlns:w16="http://schemas.microsoft.com/office/word/2018/wordml" xmlns:w16se="http://schemas.microsoft.com/office/word/2015/wordml/symex" xmlns:wpg="http://schemas.microsoft.com/office/word/2010/wordprocessingGroup" xmlns:wpi="http://schemas.microsoft.com/office/word/2010/wordprocessingInk" xmlns:wne="http://schemas.microsoft.com/office/word/2006/wordml" xmlns:wps="http://schemas.microsoft.com/office/word/2010/wordprocessingShape" mc:Ignorable="w14 w15 w16se w16cid w16 w16cex wp14">
+  <w:endnote w:type="separator" w:id="-1">
+    <w:p>
+      <w:pPr>
+        <w:spacing w:after="0" w:line="240" w:lineRule="auto"/>
+      </w:pPr>
+      <w:r>
+        <w:separator/>
+      </w:r>
+    </w:p>
+  </w:endnote>
+  <w:endnote w:type="continuationSeparator" w:id="0">
+    <w:p>
+      <w:pPr>
+        <w:spacing w:after="0" w:line="240" w:lineRule="auto"/>
+      </w:pPr>
+      <w:r>
+        <w:continuationSeparator/>
+      </w:r>
+    </w:p>
+  </w:endnote>
+</w:endnotes>
+</file>
+
+<file path=word/footnotes.xml><?xml version="1.0" encoding="utf-8"?>
+<w:footnotes xmlns:wpc="http://schemas.microsoft.com/office/word/2010/wordprocessingCanvas" xmlns:cx="http://schemas.microsoft.com/office/drawing/2014/chartex" xmlns:cx1="http://schemas.microsoft.com/office/drawing/2015/9/8/chartex" xmlns:cx2="http://schemas.microsoft.com/office/drawing/2015/10/21/chartex" xmlns:cx3="http://schemas.microsoft.com/office/drawing/2016/5/9/chartex" xmlns:cx4="http://schemas.microsoft.com/office/drawing/2016/5/10/chartex" xmlns:cx5="http://schemas.microsoft.com/office/drawing/2016/5/11/chartex" xmlns:cx6="http://schemas.microsoft.com/office/drawing/2016/5/12/chartex" xmlns:cx7="http://schemas.microsoft.com/office/drawing/2016/5/13/chartex" xmlns:cx8="http://schemas.microsoft.com/office/drawing/2016/5/14/chartex" xmlns:mc="http://schemas.openxmlformats.org/markup-compatibility/2006" xmlns:aink="http://schemas.microsoft.com/office/drawing/2016/ink" xmlns:am3d="http://schemas.microsoft.com/office/drawing/2017/model3d" xmlns:o="urn:schemas-microsoft-com:office:office" xmlns:r="http://schemas.openxmlformats.org/officeDocument/2006/relationships" xmlns:m="http://schemas.openxmlformats.org/officeDocument/2006/math" xmlns:v="urn:schemas-microsoft-com:vml" xmlns:wp14="http://schemas.microsoft.com/office/word/2010/wordprocessingDrawing" xmlns:wp="http://schemas.openxmlformats.org/drawingml/2006/wordprocessingDrawing" xmlns:w10="urn:schemas-microsoft-com:office:word" xmlns:w="http://schemas.openxmlformats.org/wordprocessingml/2006/main" xmlns:w14="http://schemas.microsoft.com/office/word/2010/wordml" xmlns:w15="http://schemas.microsoft.com/office/word/2012/wordml" xmlns:w16cex="http://schemas.microsoft.com/office/word/2018/wordml/cex" xmlns:w16cid="http://schemas.microsoft.com/office/word/2016/wordml/cid" xmlns:w16="http://schemas.microsoft.com/office/word/2018/wordml" xmlns:w16se="http://schemas.microsoft.com/office/word/2015/wordml/symex" xmlns:wpg="http://schemas.microsoft.com/office/word/2010/wordprocessingGroup" xmlns:wpi="http://schemas.microsoft.com/office/word/2010/wordprocessingInk" xmlns:wne="http://schemas.microsoft.com/office/word/2006/wordml" xmlns:wps="http://schemas.microsoft.com/office/word/2010/wordprocessingShape" mc:Ignorable="w14 w15 w16se w16cid w16 w16cex wp14">
+  <w:footnote w:type="separator" w:id="-1">
+    <w:p>
+      <w:pPr>
+        <w:spacing w:after="0" w:line="240" w:lineRule="auto"/>
+      </w:pPr>
+      <w:r>
+        <w:separator/>
+      </w:r>
+    </w:p>
+  </w:footnote>
+  <w:footnote w:type="continuationSeparator" w:id="0">
+    <w:p>
+      <w:pPr>
+        <w:spacing w:after="0" w:line="240" w:lineRule="auto"/>
+      </w:pPr>
+      <w:r>
+        <w:continuationSeparator/>
+      </w:r>
+    </w:p>
+  </w:footnote>
+</w:footnotes>
+</file>
+
+<file path=word/header1.xml><?xml version="1.0" encoding="utf-8"?>
+<w:hdr xmlns:wpc="http://schemas.microsoft.com/office/word/2010/wordprocessingCanvas" xmlns:cx="http://schemas.microsoft.com/office/drawing/2014/chartex" xmlns:cx1="http://schemas.microsoft.com/office/drawing/2015/9/8/chartex" xmlns:cx2="http://schemas.microsoft.com/office/drawing/2015/10/21/chartex" xmlns:cx3="http://schemas.microsoft.com/office/drawing/2016/5/9/chartex" xmlns:cx4="http://schemas.microsoft.com/office/drawing/2016/5/10/chartex" xmlns:cx5="http://schemas.microsoft.com/office/drawing/2016/5/11/chartex" xmlns:cx6="http://schemas.microsoft.com/office/drawing/2016/5/12/chartex" xmlns:cx7="http://schemas.microsoft.com/office/drawing/2016/5/13/chartex" xmlns:cx8="http://schemas.microsoft.com/office/drawing/2016/5/14/chartex" xmlns:mc="http://schemas.openxmlformats.org/markup-compatibility/2006" xmlns:aink="http://schemas.microsoft.com/office/drawing/2016/ink" xmlns:am3d="http://schemas.microsoft.com/office/drawing/2017/model3d" xmlns:o="urn:schemas-microsoft-com:office:office" xmlns:r="http://schemas.openxmlformats.org/officeDocument/2006/relationships" xmlns:m="http://schemas.openxmlformats.org/officeDocument/2006/math" xmlns:v="urn:schemas-microsoft-com:vml" xmlns:wp14="http://schemas.microsoft.com/office/word/2010/wordprocessingDrawing" xmlns:wp="http://schemas.openxmlformats.org/drawingml/2006/wordprocessingDrawing" xmlns:w10="urn:schemas-microsoft-com:office:word" xmlns:w="http://schemas.openxmlformats.org/wordprocessingml/2006/main" xmlns:w14="http://schemas.microsoft.com/office/word/2010/wordml" xmlns:w15="http://schemas.microsoft.com/office/word/2012/wordml" xmlns:w16cex="http://schemas.microsoft.com/office/word/2018/wordml/cex" xmlns:w16cid="http://schemas.microsoft.com/office/word/2016/wordml/cid" xmlns:w16="http://schemas.microsoft.com/office/word/2018/wordml" xmlns:w16se="http://schemas.microsoft.com/office/word/2015/wordml/symex" xmlns:wpg="http://schemas.microsoft.com/office/word/2010/wordprocessingGroup" xmlns:wpi="http://schemas.microsoft.com/office/word/2010/wordprocessingInk" xmlns:wne="http://schemas.microsoft.com/office/word/2006/wordml" xmlns:wps="http://schemas.microsoft.com/office/word/2010/wordprocessingShape" mc:Ignorable="w14 w15 w16se w16cid w16 w16cex wp14">
+  <w:p>
+    <w:pPr>
+      <w:pStyle w:val="Header"/>
+      <w:tabs>
+        <w:tab w:val="clear" w:pos="4513"/>
+        <w:tab w:val="clear" w:pos="9026"/>
+        <w:tab w:val="left" w:pos="2511"/>
+      </w:tabs>
+      <w:rPr>
+        <w:lang w:val="en-US"/>
+      </w:rPr>
+    </w:pPr>
+    <w:r>
+      <w:rPr>
+        <w:noProof/>
+      </w:rPr>
+      <w:drawing>
+        <wp:anchor distT="0" distB="0" distL="114300" distR="114300" simplePos="0" relativeHeight="251658240" behindDoc="1" locked="0" layoutInCell="1" allowOverlap="1" wp14:anchorId="6509F5CC" wp14:editId="6F8FD38C">
+          <wp:simplePos x="0" y="0"/>
+          <wp:positionH relativeFrom="margin">
+            <wp:align>center</wp:align>
+          </wp:positionH>
+          <wp:positionV relativeFrom="paragraph">
+            <wp:posOffset>-383541</wp:posOffset>
+          </wp:positionV>
+          <wp:extent cx="1375258" cy="675735"/>
+          <wp:effectExtent l="0" t="0" r="0" b="0"/>
+          <wp:wrapNone/>
+          <wp:docPr id="1" name="Picture 1"/>
+          <wp:cNvGraphicFramePr>
+            <a:graphicFrameLocks xmlns:a="http://schemas.openxmlformats.org/drawingml/2006/main" noChangeAspect="1"/>
+          </wp:cNvGraphicFramePr>
+          <a:graphic xmlns:a="http://schemas.openxmlformats.org/drawingml/2006/main">
+            <a:graphicData uri="http://schemas.openxmlformats.org/drawingml/2006/picture">
+              <pic:pic xmlns:pic="http://schemas.openxmlformats.org/drawingml/2006/picture">
+                <pic:nvPicPr>
+                  <pic:cNvPr id="1" name=""/>
+                  <pic:cNvPicPr/>
+                </pic:nvPicPr>
+                <pic:blipFill>
+                  <a:blip r:embed="rId1">
+                    <a:alphaModFix amt="50000"/>
+                    <a:extLst>
+                      <a:ext uri="{28A0092B-C50C-407E-A947-70E740481C1C}">
+                        <a14:useLocalDpi xmlns:a14="http://schemas.microsoft.com/office/drawing/2010/main" val="0"/>
+                      </a:ext>
+                    </a:extLst>
+                  </a:blip>
+                  <a:stretch>
+                    <a:fillRect/>
+                  </a:stretch>
+                </pic:blipFill>
+                <pic:spPr>
+                  <a:xfrm>
+                    <a:off x="0" y="0"/>
+                    <a:ext cx="1375258" cy="675735"/>
+                  </a:xfrm>
+                  <a:prstGeom prst="rect">
+                    <a:avLst/>
+                  </a:prstGeom>
+                </pic:spPr>
+              </pic:pic>
+            </a:graphicData>
+          </a:graphic>
+          <wp14:sizeRelH relativeFrom="page">
+            <wp14:pctWidth>0</wp14:pctWidth>
+          </wp14:sizeRelH>
+          <wp14:sizeRelV relativeFrom="page">
+            <wp14:pctHeight>0</wp14:pctHeight>
+          </wp14:sizeRelV>
+        </wp:anchor>
+      </w:drawing>
+    </w:r>
+    <w:r>
+      <w:rPr>
+        <w:lang w:val="en-US"/>
+      </w:rPr>
+      <w:tab/>
+    </w:r>
+  </w:p>
+</w:hdr>
 </file>
 
 <file path=word/styles.xml><?xml version="1.0" encoding="utf-8"?>
@@ -1373,7 +1815,7 @@
     <w:basedOn w:val="DefaultParagraphFont"/>
     <w:uiPriority w:val="99"/>
     <w:unhideWhenUsed/>
-    <w:rsid w:val="00C46060"/>
+    <w:rsid w:val="00F05A25"/>
     <w:rPr>
       <w:color w:val="0563C1" w:themeColor="hyperlink"/>
       <w:u w:val="single"/>
@@ -1385,7 +1827,7 @@
     <w:uiPriority w:val="99"/>
     <w:semiHidden/>
     <w:unhideWhenUsed/>
-    <w:rsid w:val="00C46060"/>
+    <w:rsid w:val="00F05A25"/>
     <w:rPr>
       <w:color w:val="605E5C"/>
       <w:shd w:val="clear" w:color="auto" w:fill="E1DFDD"/>
@@ -1397,11 +1839,55 @@
     <w:uiPriority w:val="99"/>
     <w:semiHidden/>
     <w:unhideWhenUsed/>
-    <w:rsid w:val="00B26FC6"/>
+    <w:rsid w:val="00A96ED7"/>
     <w:rPr>
       <w:color w:val="954F72" w:themeColor="followedHyperlink"/>
       <w:u w:val="single"/>
     </w:rPr>
+  </w:style>
+  <w:style w:type="paragraph" w:styleId="Header">
+    <w:name w:val="header"/>
+    <w:basedOn w:val="Normal"/>
+    <w:link w:val="HeaderChar"/>
+    <w:uiPriority w:val="99"/>
+    <w:unhideWhenUsed/>
+    <w:rsid w:val="00E5037B"/>
+    <w:pPr>
+      <w:tabs>
+        <w:tab w:val="center" w:pos="4513"/>
+        <w:tab w:val="right" w:pos="9026"/>
+      </w:tabs>
+      <w:spacing w:after="0" w:line="240" w:lineRule="auto"/>
+    </w:pPr>
+  </w:style>
+  <w:style w:type="character" w:customStyle="1" w:styleId="HeaderChar">
+    <w:name w:val="Header Char"/>
+    <w:basedOn w:val="DefaultParagraphFont"/>
+    <w:link w:val="Header"/>
+    <w:uiPriority w:val="99"/>
+    <w:rsid w:val="00E5037B"/>
+  </w:style>
+  <w:style w:type="paragraph" w:styleId="Footer">
+    <w:name w:val="footer"/>
+    <w:basedOn w:val="Normal"/>
+    <w:link w:val="FooterChar"/>
+    <w:uiPriority w:val="99"/>
+    <w:unhideWhenUsed/>
+    <w:rsid w:val="00E5037B"/>
+    <w:pPr>
+      <w:tabs>
+        <w:tab w:val="center" w:pos="4513"/>
+        <w:tab w:val="right" w:pos="9026"/>
+      </w:tabs>
+      <w:spacing w:after="0" w:line="240" w:lineRule="auto"/>
+    </w:pPr>
+  </w:style>
+  <w:style w:type="character" w:customStyle="1" w:styleId="FooterChar">
+    <w:name w:val="Footer Char"/>
+    <w:basedOn w:val="DefaultParagraphFont"/>
+    <w:link w:val="Footer"/>
+    <w:uiPriority w:val="99"/>
+    <w:rsid w:val="00E5037B"/>
   </w:style>
 </w:styles>
 </file>
